--- a/crc.docx
+++ b/crc.docx
@@ -22,18 +22,7 @@
           <w:sz w:val="40"/>
           <w:szCs w:val="40"/>
         </w:rPr>
-        <w:t>CARTÕE</w:t>
-      </w:r>
-      <w:r>
-        <w:rPr>
-          <w:rFonts w:ascii="Times New Roman" w:hAnsi="Times New Roman" w:cs="Times New Roman"/>
-          <w:b/>
-          <w:bCs/>
-          <w:w w:val="65"/>
-          <w:sz w:val="40"/>
-          <w:szCs w:val="40"/>
-        </w:rPr>
-        <w:t>S</w:t>
+        <w:t>CARTÕES</w:t>
       </w:r>
       <w:r>
         <w:rPr>
@@ -297,7 +286,7 @@
       <w:pPr>
         <w:pStyle w:val="Corpodetexto"/>
         <w:spacing w:line="424" w:lineRule="auto"/>
-        <w:ind w:left="5670" w:hanging="57"/>
+        <w:ind w:left="5387" w:hanging="57"/>
         <w:rPr>
           <w:rFonts w:ascii="Times New Roman" w:hAnsi="Times New Roman" w:cs="Times New Roman"/>
           <w:sz w:val="24"/>
@@ -3422,15 +3411,7 @@
                 <w:sz w:val="24"/>
                 <w:szCs w:val="24"/>
               </w:rPr>
-              <w:t>Quarto</w:t>
-            </w:r>
-            <w:r>
-              <w:rPr>
-                <w:spacing w:val="-2"/>
-                <w:sz w:val="24"/>
-                <w:szCs w:val="24"/>
-              </w:rPr>
-              <w:t xml:space="preserve"> &lt;&lt;Abstract&gt;&gt;</w:t>
+              <w:t>Quarto &lt;&lt;Abstract&gt;&gt;</w:t>
             </w:r>
           </w:p>
         </w:tc>
@@ -4043,14 +4024,7 @@
                 <w:sz w:val="24"/>
                 <w:szCs w:val="24"/>
               </w:rPr>
-              <w:t>Quarto</w:t>
-            </w:r>
-            <w:r>
-              <w:rPr>
-                <w:sz w:val="24"/>
-                <w:szCs w:val="24"/>
-              </w:rPr>
-              <w:t>Individual</w:t>
+              <w:t>QuartoIndividual</w:t>
             </w:r>
           </w:p>
         </w:tc>
@@ -4324,14 +4298,7 @@
                 <w:sz w:val="24"/>
                 <w:szCs w:val="24"/>
               </w:rPr>
-              <w:t>Quar</w:t>
-            </w:r>
-            <w:r>
-              <w:rPr>
-                <w:sz w:val="24"/>
-                <w:szCs w:val="24"/>
-              </w:rPr>
-              <w:t>toDuplo</w:t>
+              <w:t>QuartoDuplo</w:t>
             </w:r>
           </w:p>
         </w:tc>
@@ -4429,14 +4396,7 @@
                 <w:sz w:val="24"/>
                 <w:szCs w:val="24"/>
               </w:rPr>
-              <w:t xml:space="preserve">Conhecer </w:t>
-            </w:r>
-            <w:r>
-              <w:rPr>
-                <w:sz w:val="24"/>
-                <w:szCs w:val="24"/>
-              </w:rPr>
-              <w:t>o tipo de cama (casal, queen, king)</w:t>
+              <w:t>Conhecer o tipo de cama (casal, queen, king)</w:t>
             </w:r>
           </w:p>
           <w:p>
@@ -4528,14 +4488,7 @@
                 <w:sz w:val="24"/>
                 <w:szCs w:val="24"/>
               </w:rPr>
-              <w:t xml:space="preserve">Retornar capacidade: </w:t>
-            </w:r>
-            <w:r>
-              <w:rPr>
-                <w:sz w:val="24"/>
-                <w:szCs w:val="24"/>
-              </w:rPr>
-              <w:t>2 (+1 se possuir berço)</w:t>
+              <w:t>Retornar capacidade: 2 (+1 se possuir berço)</w:t>
             </w:r>
           </w:p>
           <w:p>
@@ -4558,14 +4511,7 @@
                 <w:sz w:val="24"/>
                 <w:szCs w:val="24"/>
               </w:rPr>
-              <w:t xml:space="preserve">Retornar tipo: </w:t>
-            </w:r>
-            <w:r>
-              <w:rPr>
-                <w:sz w:val="24"/>
-                <w:szCs w:val="24"/>
-              </w:rPr>
-              <w:t>Duplo</w:t>
+              <w:t>Retornar tipo: Duplo</w:t>
             </w:r>
           </w:p>
           <w:p>
@@ -4726,14 +4672,7 @@
                 <w:sz w:val="24"/>
                 <w:szCs w:val="24"/>
               </w:rPr>
-              <w:t>Quarto</w:t>
-            </w:r>
-            <w:r>
-              <w:rPr>
-                <w:sz w:val="24"/>
-                <w:szCs w:val="24"/>
-              </w:rPr>
-              <w:t>Familia</w:t>
+              <w:t>QuartoFamilia</w:t>
             </w:r>
           </w:p>
         </w:tc>
@@ -4831,14 +4770,7 @@
                 <w:sz w:val="24"/>
                 <w:szCs w:val="24"/>
               </w:rPr>
-              <w:t xml:space="preserve">Conhecer </w:t>
-            </w:r>
-            <w:r>
-              <w:rPr>
-                <w:sz w:val="24"/>
-                <w:szCs w:val="24"/>
-              </w:rPr>
-              <w:t>capacidade máxima de hospedes</w:t>
+              <w:t>Conhecer capacidade máxima de hospedes</w:t>
             </w:r>
           </w:p>
           <w:p>
@@ -4917,20 +4849,8 @@
                 <w:szCs w:val="24"/>
                 <w:lang w:val="en-US"/>
               </w:rPr>
-              <w:t xml:space="preserve">≥3 </w:t>
-            </w:r>
-            <w:proofErr w:type="spellStart"/>
-            <w:r>
-              <w:rPr>
-                <w:rFonts w:eastAsia="Arial"/>
-                <w:color w:val="000000" w:themeColor="text1"/>
-                <w:sz w:val="24"/>
-                <w:szCs w:val="24"/>
-                <w:lang w:val="en-US"/>
-              </w:rPr>
-              <w:t>hospedes</w:t>
-            </w:r>
-            <w:proofErr w:type="spellEnd"/>
+              <w:t>≥3 hospedes</w:t>
+            </w:r>
           </w:p>
           <w:p>
             <w:pPr>
@@ -4962,20 +4882,8 @@
                 <w:szCs w:val="24"/>
                 <w:lang w:val="en-US"/>
               </w:rPr>
-              <w:t xml:space="preserve">≥5 </w:t>
-            </w:r>
-            <w:proofErr w:type="spellStart"/>
-            <w:r>
-              <w:rPr>
-                <w:rFonts w:eastAsia="Arial"/>
-                <w:color w:val="000000" w:themeColor="text1"/>
-                <w:sz w:val="24"/>
-                <w:szCs w:val="24"/>
-                <w:lang w:val="en-US"/>
-              </w:rPr>
-              <w:t>hospedes</w:t>
-            </w:r>
-            <w:proofErr w:type="spellEnd"/>
+              <w:t>≥5 hospedes</w:t>
+            </w:r>
           </w:p>
           <w:p>
             <w:pPr>
@@ -5010,14 +4918,7 @@
                 <w:sz w:val="24"/>
                 <w:szCs w:val="24"/>
               </w:rPr>
-              <w:t xml:space="preserve">Retornar tipo: </w:t>
-            </w:r>
-            <w:r>
-              <w:rPr>
-                <w:sz w:val="24"/>
-                <w:szCs w:val="24"/>
-              </w:rPr>
-              <w:t xml:space="preserve">Família </w:t>
+              <w:t xml:space="preserve">Retornar tipo: Família </w:t>
             </w:r>
           </w:p>
           <w:p>
@@ -5748,6 +5649,105 @@
     </w:p>
     <w:p>
       <w:pPr>
+        <w:spacing w:before="135"/>
+        <w:rPr>
+          <w:sz w:val="24"/>
+          <w:szCs w:val="24"/>
+        </w:rPr>
+      </w:pPr>
+    </w:p>
+    <w:p>
+      <w:pPr>
+        <w:spacing w:before="135"/>
+        <w:rPr>
+          <w:sz w:val="24"/>
+          <w:szCs w:val="24"/>
+        </w:rPr>
+      </w:pPr>
+    </w:p>
+    <w:p>
+      <w:pPr>
+        <w:spacing w:before="135"/>
+        <w:rPr>
+          <w:sz w:val="24"/>
+          <w:szCs w:val="24"/>
+        </w:rPr>
+      </w:pPr>
+    </w:p>
+    <w:p>
+      <w:pPr>
+        <w:spacing w:before="135"/>
+        <w:rPr>
+          <w:sz w:val="24"/>
+          <w:szCs w:val="24"/>
+        </w:rPr>
+      </w:pPr>
+    </w:p>
+    <w:p>
+      <w:pPr>
+        <w:spacing w:before="135"/>
+        <w:rPr>
+          <w:sz w:val="24"/>
+          <w:szCs w:val="24"/>
+        </w:rPr>
+      </w:pPr>
+    </w:p>
+    <w:p>
+      <w:pPr>
+        <w:spacing w:before="135"/>
+        <w:rPr>
+          <w:sz w:val="24"/>
+          <w:szCs w:val="24"/>
+        </w:rPr>
+      </w:pPr>
+    </w:p>
+    <w:p>
+      <w:pPr>
+        <w:spacing w:before="135"/>
+        <w:rPr>
+          <w:sz w:val="24"/>
+          <w:szCs w:val="24"/>
+        </w:rPr>
+      </w:pPr>
+    </w:p>
+    <w:p>
+      <w:pPr>
+        <w:spacing w:before="135"/>
+        <w:rPr>
+          <w:sz w:val="24"/>
+          <w:szCs w:val="24"/>
+        </w:rPr>
+      </w:pPr>
+    </w:p>
+    <w:p>
+      <w:pPr>
+        <w:spacing w:before="135"/>
+        <w:rPr>
+          <w:sz w:val="24"/>
+          <w:szCs w:val="24"/>
+        </w:rPr>
+      </w:pPr>
+    </w:p>
+    <w:p>
+      <w:pPr>
+        <w:spacing w:before="135"/>
+        <w:rPr>
+          <w:sz w:val="24"/>
+          <w:szCs w:val="24"/>
+        </w:rPr>
+      </w:pPr>
+    </w:p>
+    <w:p>
+      <w:pPr>
+        <w:spacing w:before="135"/>
+        <w:rPr>
+          <w:sz w:val="24"/>
+          <w:szCs w:val="24"/>
+        </w:rPr>
+      </w:pPr>
+    </w:p>
+    <w:p>
+      <w:pPr>
         <w:pStyle w:val="PargrafodaLista"/>
         <w:numPr>
           <w:ilvl w:val="1"/>
@@ -5768,6 +5768,7 @@
           <w:sz w:val="24"/>
           <w:szCs w:val="24"/>
         </w:rPr>
+        <w:lastRenderedPageBreak/>
         <w:t>Cartões</w:t>
       </w:r>
       <w:r>
@@ -6748,15 +6749,7 @@
                 <w:sz w:val="24"/>
                 <w:szCs w:val="24"/>
               </w:rPr>
-              <w:t xml:space="preserve"> </w:t>
-            </w:r>
-            <w:r>
-              <w:rPr>
-                <w:spacing w:val="-1"/>
-                <w:sz w:val="24"/>
-                <w:szCs w:val="24"/>
-              </w:rPr>
-              <w:t>total</w:t>
+              <w:t xml:space="preserve"> total</w:t>
             </w:r>
             <w:r>
               <w:rPr>
@@ -6830,15 +6823,7 @@
                 <w:sz w:val="24"/>
                 <w:szCs w:val="24"/>
               </w:rPr>
-              <w:t xml:space="preserve">  </w:t>
-            </w:r>
-            <w:r>
-              <w:rPr>
-                <w:spacing w:val="27"/>
-                <w:sz w:val="24"/>
-                <w:szCs w:val="24"/>
-              </w:rPr>
-              <w:t>Conhecer o status (Ativo/Cancelado)</w:t>
+              <w:t xml:space="preserve">  Conhecer o status (Ativo/Cancelado)</w:t>
             </w:r>
           </w:p>
         </w:tc>
@@ -6933,7 +6918,6 @@
                 <w:sz w:val="24"/>
                 <w:szCs w:val="24"/>
               </w:rPr>
-              <w:lastRenderedPageBreak/>
               <w:t>9.</w:t>
             </w:r>
             <w:r>
@@ -7353,8 +7337,8 @@
         <w:tblLook w:val="01E0" w:firstRow="1" w:lastRow="1" w:firstColumn="1" w:lastColumn="1" w:noHBand="0" w:noVBand="0"/>
       </w:tblPr>
       <w:tblGrid>
-        <w:gridCol w:w="5009"/>
-        <w:gridCol w:w="2820"/>
+        <w:gridCol w:w="5397"/>
+        <w:gridCol w:w="2432"/>
       </w:tblGrid>
       <w:tr>
         <w:trPr>
@@ -7512,7 +7496,7 @@
                 <w:sz w:val="24"/>
                 <w:szCs w:val="24"/>
               </w:rPr>
-              <w:t>Conhecer seu status (pendente, efetuado, cancelado)</w:t>
+              <w:t>Conhecer seu status (pendente, pago)</w:t>
             </w:r>
           </w:p>
           <w:p>
@@ -7536,7 +7520,7 @@
                 <w:sz w:val="24"/>
                 <w:szCs w:val="24"/>
               </w:rPr>
-              <w:t>Conhecer data/hora em que foi procesado</w:t>
+              <w:t>Conhecer a forma de pagamento utilizada</w:t>
             </w:r>
           </w:p>
           <w:p>
@@ -7560,55 +7544,7 @@
                 <w:sz w:val="24"/>
                 <w:szCs w:val="24"/>
               </w:rPr>
-              <w:t>Conhecer o metodo de pagamento</w:t>
-            </w:r>
-          </w:p>
-          <w:p>
-            <w:pPr>
-              <w:pStyle w:val="TableParagraph"/>
-              <w:numPr>
-                <w:ilvl w:val="0"/>
-                <w:numId w:val="2"/>
-              </w:numPr>
-              <w:tabs>
-                <w:tab w:val="left" w:pos="819"/>
-              </w:tabs>
-              <w:ind w:left="819" w:hanging="359"/>
-              <w:rPr>
-                <w:sz w:val="24"/>
-                <w:szCs w:val="24"/>
-              </w:rPr>
-            </w:pPr>
-            <w:r>
-              <w:rPr>
-                <w:sz w:val="24"/>
-                <w:szCs w:val="24"/>
-              </w:rPr>
-              <w:t>Processar pagamento (mudar status para Efetuado)</w:t>
-            </w:r>
-          </w:p>
-          <w:p>
-            <w:pPr>
-              <w:pStyle w:val="TableParagraph"/>
-              <w:numPr>
-                <w:ilvl w:val="0"/>
-                <w:numId w:val="2"/>
-              </w:numPr>
-              <w:tabs>
-                <w:tab w:val="left" w:pos="819"/>
-              </w:tabs>
-              <w:ind w:left="819" w:hanging="359"/>
-              <w:rPr>
-                <w:sz w:val="24"/>
-                <w:szCs w:val="24"/>
-              </w:rPr>
-            </w:pPr>
-            <w:r>
-              <w:rPr>
-                <w:sz w:val="24"/>
-                <w:szCs w:val="24"/>
-              </w:rPr>
-              <w:t>Cancelar o pagamento (mudar status para Cancelado)</w:t>
+              <w:t>Conhecer a descrição gerada no processamento</w:t>
             </w:r>
           </w:p>
         </w:tc>
@@ -7632,42 +7568,6 @@
                 <w:szCs w:val="24"/>
               </w:rPr>
               <w:t>Aluguel</w:t>
-            </w:r>
-          </w:p>
-          <w:p>
-            <w:pPr>
-              <w:pStyle w:val="TableParagraph"/>
-              <w:spacing w:before="126"/>
-              <w:ind w:left="97"/>
-              <w:rPr>
-                <w:sz w:val="24"/>
-                <w:szCs w:val="24"/>
-              </w:rPr>
-            </w:pPr>
-            <w:r>
-              <w:rPr>
-                <w:sz w:val="24"/>
-                <w:szCs w:val="24"/>
-              </w:rPr>
-              <w:t>StatusPagamento(enum)</w:t>
-            </w:r>
-          </w:p>
-          <w:p>
-            <w:pPr>
-              <w:pStyle w:val="TableParagraph"/>
-              <w:spacing w:before="126"/>
-              <w:ind w:left="97"/>
-              <w:rPr>
-                <w:sz w:val="24"/>
-                <w:szCs w:val="24"/>
-              </w:rPr>
-            </w:pPr>
-            <w:r>
-              <w:rPr>
-                <w:sz w:val="24"/>
-                <w:szCs w:val="24"/>
-              </w:rPr>
-              <w:t>MetodoPagamento(enum)</w:t>
             </w:r>
           </w:p>
         </w:tc>
@@ -7935,88 +7835,14 @@
                 <w:lang w:val="en-US"/>
               </w:rPr>
             </w:pPr>
-            <w:proofErr w:type="spellStart"/>
             <w:r>
               <w:rPr>
                 <w:sz w:val="24"/>
                 <w:szCs w:val="24"/>
                 <w:lang w:val="en-US"/>
               </w:rPr>
-              <w:t>Verificar</w:t>
-            </w:r>
-            <w:proofErr w:type="spellEnd"/>
-            <w:r>
-              <w:rPr>
-                <w:sz w:val="24"/>
-                <w:szCs w:val="24"/>
-                <w:lang w:val="en-US"/>
-              </w:rPr>
-              <w:t xml:space="preserve"> </w:t>
-            </w:r>
-            <w:proofErr w:type="spellStart"/>
-            <w:r>
-              <w:rPr>
-                <w:sz w:val="24"/>
-                <w:szCs w:val="24"/>
-                <w:lang w:val="en-US"/>
-              </w:rPr>
-              <w:t>disponibilidade</w:t>
-            </w:r>
-            <w:proofErr w:type="spellEnd"/>
-            <w:r>
-              <w:rPr>
-                <w:sz w:val="24"/>
-                <w:szCs w:val="24"/>
-                <w:lang w:val="en-US"/>
-              </w:rPr>
-              <w:t xml:space="preserve">: </w:t>
-            </w:r>
-            <w:proofErr w:type="spellStart"/>
-            <w:r>
-              <w:rPr>
-                <w:sz w:val="24"/>
-                <w:szCs w:val="24"/>
-                <w:lang w:val="en-US"/>
-              </w:rPr>
-              <w:t>checar</w:t>
-            </w:r>
-            <w:proofErr w:type="spellEnd"/>
-            <w:r>
-              <w:rPr>
-                <w:sz w:val="24"/>
-                <w:szCs w:val="24"/>
-                <w:lang w:val="en-US"/>
-              </w:rPr>
-              <w:t xml:space="preserve"> </w:t>
-            </w:r>
-            <w:proofErr w:type="spellStart"/>
-            <w:r>
-              <w:rPr>
-                <w:sz w:val="24"/>
-                <w:szCs w:val="24"/>
-                <w:lang w:val="en-US"/>
-              </w:rPr>
-              <w:t>conflitos</w:t>
-            </w:r>
-            <w:proofErr w:type="spellEnd"/>
-            <w:r>
-              <w:rPr>
-                <w:sz w:val="24"/>
-                <w:szCs w:val="24"/>
-                <w:lang w:val="en-US"/>
-              </w:rPr>
-              <w:t xml:space="preserve"> no </w:t>
-            </w:r>
-            <w:proofErr w:type="spellStart"/>
-            <w:r>
-              <w:rPr>
-                <w:sz w:val="24"/>
-                <w:szCs w:val="24"/>
-                <w:lang w:val="en-US"/>
-              </w:rPr>
-              <w:t>período</w:t>
-            </w:r>
-            <w:proofErr w:type="spellEnd"/>
+              <w:t>Verificar disponibilidade: checar conflitos no período</w:t>
+            </w:r>
           </w:p>
           <w:p>
             <w:pPr>
@@ -8035,70 +7861,14 @@
                 <w:lang w:val="en-US"/>
               </w:rPr>
             </w:pPr>
-            <w:proofErr w:type="spellStart"/>
             <w:r>
               <w:rPr>
                 <w:sz w:val="24"/>
                 <w:szCs w:val="24"/>
                 <w:lang w:val="en-US"/>
               </w:rPr>
-              <w:t>Calcular</w:t>
-            </w:r>
-            <w:proofErr w:type="spellEnd"/>
-            <w:r>
-              <w:rPr>
-                <w:sz w:val="24"/>
-                <w:szCs w:val="24"/>
-                <w:lang w:val="en-US"/>
-              </w:rPr>
-              <w:t xml:space="preserve"> valor total = </w:t>
-            </w:r>
-            <w:proofErr w:type="spellStart"/>
-            <w:r>
-              <w:rPr>
-                <w:sz w:val="24"/>
-                <w:szCs w:val="24"/>
-                <w:lang w:val="en-US"/>
-              </w:rPr>
-              <w:t>diária</w:t>
-            </w:r>
-            <w:proofErr w:type="spellEnd"/>
-            <w:r>
-              <w:rPr>
-                <w:sz w:val="24"/>
-                <w:szCs w:val="24"/>
-                <w:lang w:val="en-US"/>
-              </w:rPr>
-              <w:t xml:space="preserve"> × </w:t>
-            </w:r>
-            <w:proofErr w:type="spellStart"/>
-            <w:r>
-              <w:rPr>
-                <w:sz w:val="24"/>
-                <w:szCs w:val="24"/>
-                <w:lang w:val="en-US"/>
-              </w:rPr>
-              <w:t>número</w:t>
-            </w:r>
-            <w:proofErr w:type="spellEnd"/>
-            <w:r>
-              <w:rPr>
-                <w:sz w:val="24"/>
-                <w:szCs w:val="24"/>
-                <w:lang w:val="en-US"/>
-              </w:rPr>
-              <w:t xml:space="preserve"> de </w:t>
-            </w:r>
-            <w:proofErr w:type="spellStart"/>
-            <w:r>
-              <w:rPr>
-                <w:sz w:val="24"/>
-                <w:szCs w:val="24"/>
-                <w:lang w:val="en-US"/>
-              </w:rPr>
-              <w:t>diárias</w:t>
-            </w:r>
-            <w:proofErr w:type="spellEnd"/>
+              <w:t>Calcular valor total = diária × número de diárias</w:t>
+            </w:r>
           </w:p>
           <w:p>
             <w:pPr>
@@ -8117,88 +7887,14 @@
                 <w:lang w:val="en-US"/>
               </w:rPr>
             </w:pPr>
-            <w:proofErr w:type="spellStart"/>
             <w:r>
               <w:rPr>
                 <w:sz w:val="24"/>
                 <w:szCs w:val="24"/>
                 <w:lang w:val="en-US"/>
               </w:rPr>
-              <w:t>Persistir</w:t>
-            </w:r>
-            <w:proofErr w:type="spellEnd"/>
-            <w:r>
-              <w:rPr>
-                <w:sz w:val="24"/>
-                <w:szCs w:val="24"/>
-                <w:lang w:val="en-US"/>
-              </w:rPr>
-              <w:t xml:space="preserve"> </w:t>
-            </w:r>
-            <w:proofErr w:type="spellStart"/>
-            <w:r>
-              <w:rPr>
-                <w:sz w:val="24"/>
-                <w:szCs w:val="24"/>
-                <w:lang w:val="en-US"/>
-              </w:rPr>
-              <w:t>Aluguel</w:t>
-            </w:r>
-            <w:proofErr w:type="spellEnd"/>
-            <w:r>
-              <w:rPr>
-                <w:sz w:val="24"/>
-                <w:szCs w:val="24"/>
-                <w:lang w:val="en-US"/>
-              </w:rPr>
-              <w:t xml:space="preserve"> e </w:t>
-            </w:r>
-            <w:proofErr w:type="spellStart"/>
-            <w:r>
-              <w:rPr>
-                <w:sz w:val="24"/>
-                <w:szCs w:val="24"/>
-                <w:lang w:val="en-US"/>
-              </w:rPr>
-              <w:t>gerar</w:t>
-            </w:r>
-            <w:proofErr w:type="spellEnd"/>
-            <w:r>
-              <w:rPr>
-                <w:sz w:val="24"/>
-                <w:szCs w:val="24"/>
-                <w:lang w:val="en-US"/>
-              </w:rPr>
-              <w:t xml:space="preserve"> </w:t>
-            </w:r>
-            <w:proofErr w:type="spellStart"/>
-            <w:r>
-              <w:rPr>
-                <w:sz w:val="24"/>
-                <w:szCs w:val="24"/>
-                <w:lang w:val="en-US"/>
-              </w:rPr>
-              <w:t>Pagamento</w:t>
-            </w:r>
-            <w:proofErr w:type="spellEnd"/>
-            <w:r>
-              <w:rPr>
-                <w:sz w:val="24"/>
-                <w:szCs w:val="24"/>
-                <w:lang w:val="en-US"/>
-              </w:rPr>
-              <w:t xml:space="preserve"> </w:t>
-            </w:r>
-            <w:proofErr w:type="spellStart"/>
-            <w:r>
-              <w:rPr>
-                <w:sz w:val="24"/>
-                <w:szCs w:val="24"/>
-                <w:lang w:val="en-US"/>
-              </w:rPr>
-              <w:t>associado</w:t>
-            </w:r>
-            <w:proofErr w:type="spellEnd"/>
+              <w:t>Persistir Aluguel e gerar Pagamento associado</w:t>
+            </w:r>
           </w:p>
           <w:p>
             <w:pPr>
@@ -8217,41 +7913,13 @@
                 <w:lang w:val="en-US"/>
               </w:rPr>
             </w:pPr>
-            <w:proofErr w:type="spellStart"/>
             <w:r>
               <w:rPr>
                 <w:sz w:val="24"/>
                 <w:szCs w:val="24"/>
                 <w:lang w:val="en-US"/>
               </w:rPr>
-              <w:t>Cancelar</w:t>
-            </w:r>
-            <w:proofErr w:type="spellEnd"/>
-            <w:r>
-              <w:rPr>
-                <w:sz w:val="24"/>
-                <w:szCs w:val="24"/>
-                <w:lang w:val="en-US"/>
-              </w:rPr>
-              <w:t xml:space="preserve"> </w:t>
-            </w:r>
-            <w:proofErr w:type="spellStart"/>
-            <w:r>
-              <w:rPr>
-                <w:sz w:val="24"/>
-                <w:szCs w:val="24"/>
-                <w:lang w:val="en-US"/>
-              </w:rPr>
-              <w:t>aluguel</w:t>
-            </w:r>
-            <w:proofErr w:type="spellEnd"/>
-            <w:r>
-              <w:rPr>
-                <w:sz w:val="24"/>
-                <w:szCs w:val="24"/>
-                <w:lang w:val="en-US"/>
-              </w:rPr>
-              <w:t xml:space="preserve"> (status → CANCELADO)</w:t>
+              <w:t>Cancelar aluguel (status → CANCELADO)</w:t>
             </w:r>
           </w:p>
           <w:p>
@@ -8271,124 +7939,60 @@
                 <w:lang w:val="en-US"/>
               </w:rPr>
             </w:pPr>
-            <w:proofErr w:type="spellStart"/>
             <w:r>
               <w:rPr>
                 <w:sz w:val="24"/>
                 <w:szCs w:val="24"/>
                 <w:lang w:val="en-US"/>
               </w:rPr>
-              <w:t>Listar</w:t>
-            </w:r>
-            <w:proofErr w:type="spellEnd"/>
-            <w:r>
-              <w:rPr>
-                <w:sz w:val="24"/>
-                <w:szCs w:val="24"/>
-                <w:lang w:val="en-US"/>
-              </w:rPr>
-              <w:t xml:space="preserve"> </w:t>
-            </w:r>
-            <w:proofErr w:type="spellStart"/>
-            <w:r>
-              <w:rPr>
-                <w:sz w:val="24"/>
-                <w:szCs w:val="24"/>
-                <w:lang w:val="en-US"/>
-              </w:rPr>
-              <w:t>aluguéis</w:t>
-            </w:r>
-            <w:proofErr w:type="spellEnd"/>
-            <w:r>
-              <w:rPr>
-                <w:sz w:val="24"/>
-                <w:szCs w:val="24"/>
-                <w:lang w:val="en-US"/>
-              </w:rPr>
-              <w:t xml:space="preserve"> </w:t>
-            </w:r>
-            <w:proofErr w:type="spellStart"/>
-            <w:r>
-              <w:rPr>
-                <w:sz w:val="24"/>
-                <w:szCs w:val="24"/>
-                <w:lang w:val="en-US"/>
-              </w:rPr>
-              <w:t>por</w:t>
-            </w:r>
-            <w:proofErr w:type="spellEnd"/>
-            <w:r>
-              <w:rPr>
-                <w:sz w:val="24"/>
-                <w:szCs w:val="24"/>
-                <w:lang w:val="en-US"/>
-              </w:rPr>
-              <w:t xml:space="preserve"> </w:t>
-            </w:r>
-            <w:proofErr w:type="spellStart"/>
-            <w:r>
-              <w:rPr>
-                <w:sz w:val="24"/>
-                <w:szCs w:val="24"/>
-                <w:lang w:val="en-US"/>
-              </w:rPr>
-              <w:t>residência</w:t>
-            </w:r>
-            <w:proofErr w:type="spellEnd"/>
-            <w:r>
-              <w:rPr>
-                <w:sz w:val="24"/>
-                <w:szCs w:val="24"/>
-                <w:lang w:val="en-US"/>
-              </w:rPr>
-              <w:t xml:space="preserve"> </w:t>
-            </w:r>
-            <w:proofErr w:type="spellStart"/>
-            <w:r>
-              <w:rPr>
-                <w:sz w:val="24"/>
-                <w:szCs w:val="24"/>
-                <w:lang w:val="en-US"/>
-              </w:rPr>
-              <w:t>ou</w:t>
-            </w:r>
-            <w:proofErr w:type="spellEnd"/>
-            <w:r>
-              <w:rPr>
-                <w:sz w:val="24"/>
-                <w:szCs w:val="24"/>
-                <w:lang w:val="en-US"/>
-              </w:rPr>
-              <w:t xml:space="preserve"> </w:t>
-            </w:r>
-            <w:proofErr w:type="spellStart"/>
-            <w:r>
-              <w:rPr>
-                <w:sz w:val="24"/>
-                <w:szCs w:val="24"/>
-                <w:lang w:val="en-US"/>
-              </w:rPr>
-              <w:t>por</w:t>
-            </w:r>
-            <w:proofErr w:type="spellEnd"/>
-            <w:r>
-              <w:rPr>
-                <w:sz w:val="24"/>
-                <w:szCs w:val="24"/>
-                <w:lang w:val="en-US"/>
-              </w:rPr>
-              <w:t xml:space="preserve"> </w:t>
-            </w:r>
-            <w:proofErr w:type="spellStart"/>
-            <w:r>
-              <w:rPr>
-                <w:sz w:val="24"/>
-                <w:szCs w:val="24"/>
-                <w:lang w:val="en-US"/>
-              </w:rPr>
-              <w:t>cliente</w:t>
-            </w:r>
-            <w:proofErr w:type="spellEnd"/>
+              <w:t>Listar aluguéis por residência ou por cliente</w:t>
+            </w:r>
+          </w:p>
+          <w:p>
+            <w:pPr>
+              <w:pStyle w:val="TableParagraph"/>
+              <w:numPr>
+                <w:ilvl w:val="0"/>
+                <w:numId w:val="9"/>
+              </w:numPr>
+              <w:tabs>
+                <w:tab w:val="left" w:pos="820"/>
+              </w:tabs>
+              <w:rPr>
+                <w:sz w:val="24"/>
+                <w:szCs w:val="24"/>
+              </w:rPr>
+            </w:pPr>
+            <w:r>
+              <w:rPr>
+                <w:sz w:val="24"/>
+                <w:szCs w:val="24"/>
+              </w:rPr>
+              <w:t>Processar pagamento via estratégia escolhida (Strategy)</w:t>
+            </w:r>
+          </w:p>
+          <w:p>
+            <w:pPr>
+              <w:pStyle w:val="TableParagraph"/>
+              <w:numPr>
+                <w:ilvl w:val="0"/>
+                <w:numId w:val="9"/>
+              </w:numPr>
+              <w:tabs>
+                <w:tab w:val="left" w:pos="820"/>
+              </w:tabs>
+              <w:rPr>
+                <w:sz w:val="24"/>
+                <w:szCs w:val="24"/>
+              </w:rPr>
+            </w:pPr>
+            <w:r>
+              <w:rPr>
+                <w:sz w:val="24"/>
+                <w:szCs w:val="24"/>
+              </w:rPr>
+              <w:t>Disparar notificações de eventos (Observer)</w:t>
+            </w:r>
           </w:p>
           <w:p>
             <w:pPr>
@@ -8551,6 +8155,42 @@
           <w:p>
             <w:pPr>
               <w:pStyle w:val="TableParagraph"/>
+              <w:spacing w:before="126" w:line="283" w:lineRule="auto"/>
+              <w:ind w:left="97" w:right="403"/>
+              <w:rPr>
+                <w:sz w:val="24"/>
+                <w:szCs w:val="24"/>
+              </w:rPr>
+            </w:pPr>
+            <w:r>
+              <w:rPr>
+                <w:sz w:val="24"/>
+                <w:szCs w:val="24"/>
+              </w:rPr>
+              <w:t>FormaPagamentoFactory</w:t>
+            </w:r>
+          </w:p>
+          <w:p>
+            <w:pPr>
+              <w:pStyle w:val="TableParagraph"/>
+              <w:spacing w:before="126" w:line="283" w:lineRule="auto"/>
+              <w:ind w:left="97" w:right="403"/>
+              <w:rPr>
+                <w:sz w:val="24"/>
+                <w:szCs w:val="24"/>
+              </w:rPr>
+            </w:pPr>
+            <w:r>
+              <w:rPr>
+                <w:sz w:val="24"/>
+                <w:szCs w:val="24"/>
+              </w:rPr>
+              <w:t>CentralNotificacoes</w:t>
+            </w:r>
+          </w:p>
+          <w:p>
+            <w:pPr>
+              <w:pStyle w:val="TableParagraph"/>
               <w:spacing w:before="126"/>
               <w:ind w:left="97"/>
               <w:rPr>
@@ -8576,6 +8216,2881 @@
                 <w:szCs w:val="24"/>
               </w:rPr>
             </w:pPr>
+          </w:p>
+        </w:tc>
+      </w:tr>
+    </w:tbl>
+    <w:p>
+      <w:pPr>
+        <w:rPr>
+          <w:sz w:val="24"/>
+          <w:szCs w:val="24"/>
+        </w:rPr>
+      </w:pPr>
+    </w:p>
+    <w:p>
+      <w:pPr>
+        <w:rPr>
+          <w:sz w:val="24"/>
+          <w:szCs w:val="24"/>
+        </w:rPr>
+      </w:pPr>
+    </w:p>
+    <w:p>
+      <w:pPr>
+        <w:rPr>
+          <w:sz w:val="24"/>
+          <w:szCs w:val="24"/>
+        </w:rPr>
+      </w:pPr>
+    </w:p>
+    <w:p>
+      <w:pPr>
+        <w:rPr>
+          <w:sz w:val="24"/>
+          <w:szCs w:val="24"/>
+        </w:rPr>
+      </w:pPr>
+    </w:p>
+    <w:p>
+      <w:pPr>
+        <w:rPr>
+          <w:sz w:val="24"/>
+          <w:szCs w:val="24"/>
+        </w:rPr>
+      </w:pPr>
+    </w:p>
+    <w:p>
+      <w:pPr>
+        <w:rPr>
+          <w:sz w:val="24"/>
+          <w:szCs w:val="24"/>
+        </w:rPr>
+      </w:pPr>
+    </w:p>
+    <w:p>
+      <w:pPr>
+        <w:rPr>
+          <w:sz w:val="24"/>
+          <w:szCs w:val="24"/>
+        </w:rPr>
+      </w:pPr>
+    </w:p>
+    <w:p>
+      <w:pPr>
+        <w:rPr>
+          <w:sz w:val="24"/>
+          <w:szCs w:val="24"/>
+        </w:rPr>
+      </w:pPr>
+    </w:p>
+    <w:p>
+      <w:pPr>
+        <w:rPr>
+          <w:sz w:val="24"/>
+          <w:szCs w:val="24"/>
+        </w:rPr>
+      </w:pPr>
+    </w:p>
+    <w:p>
+      <w:pPr>
+        <w:rPr>
+          <w:sz w:val="24"/>
+          <w:szCs w:val="24"/>
+        </w:rPr>
+      </w:pPr>
+    </w:p>
+    <w:p>
+      <w:pPr>
+        <w:pStyle w:val="PargrafodaLista"/>
+        <w:numPr>
+          <w:ilvl w:val="1"/>
+          <w:numId w:val="8"/>
+        </w:numPr>
+        <w:tabs>
+          <w:tab w:val="left" w:pos="1442"/>
+        </w:tabs>
+        <w:rPr>
+          <w:rFonts w:ascii="Times New Roman" w:hAnsi="Times New Roman" w:cs="Times New Roman"/>
+          <w:sz w:val="24"/>
+          <w:szCs w:val="24"/>
+        </w:rPr>
+      </w:pPr>
+      <w:r>
+        <w:rPr>
+          <w:rFonts w:ascii="Times New Roman" w:hAnsi="Times New Roman" w:cs="Times New Roman"/>
+          <w:sz w:val="24"/>
+          <w:szCs w:val="24"/>
+        </w:rPr>
+        <w:lastRenderedPageBreak/>
+        <w:t>Cartões CRC - Padrão Strategy: Meios de Pagamento</w:t>
+      </w:r>
+    </w:p>
+    <w:tbl>
+      <w:tblPr>
+        <w:tblW w:w="0" w:type="auto"/>
+        <w:tblInd w:w="1462" w:type="dxa"/>
+        <w:tblBorders>
+          <w:top w:val="single" w:sz="8" w:space="0" w:color="000000" w:themeColor="text1"/>
+          <w:left w:val="single" w:sz="8" w:space="0" w:color="000000" w:themeColor="text1"/>
+          <w:bottom w:val="single" w:sz="8" w:space="0" w:color="000000" w:themeColor="text1"/>
+          <w:right w:val="single" w:sz="8" w:space="0" w:color="000000" w:themeColor="text1"/>
+          <w:insideH w:val="single" w:sz="8" w:space="0" w:color="000000" w:themeColor="text1"/>
+          <w:insideV w:val="single" w:sz="8" w:space="0" w:color="000000" w:themeColor="text1"/>
+        </w:tblBorders>
+        <w:tblLook w:val="01E0" w:firstRow="1" w:lastRow="1" w:firstColumn="1" w:lastColumn="1" w:noHBand="0" w:noVBand="0"/>
+      </w:tblPr>
+      <w:tblGrid>
+        <w:gridCol w:w="4686"/>
+        <w:gridCol w:w="3143"/>
+      </w:tblGrid>
+      <w:tr>
+        <w:trPr>
+          <w:trHeight w:val="600"/>
+        </w:trPr>
+        <w:tc>
+          <w:tcPr>
+            <w:tcW w:w="7787" w:type="dxa"/>
+            <w:gridSpan w:val="2"/>
+          </w:tcPr>
+          <w:p>
+            <w:pPr>
+              <w:pStyle w:val="TableParagraph"/>
+              <w:spacing w:before="93"/>
+              <w:ind w:left="100"/>
+              <w:rPr>
+                <w:sz w:val="24"/>
+                <w:szCs w:val="24"/>
+              </w:rPr>
+            </w:pPr>
+            <w:r>
+              <w:rPr>
+                <w:sz w:val="24"/>
+                <w:szCs w:val="24"/>
+              </w:rPr>
+              <w:t>FormaPagamento «interface»</w:t>
+            </w:r>
+          </w:p>
+        </w:tc>
+      </w:tr>
+      <w:tr>
+        <w:trPr>
+          <w:trHeight w:val="471"/>
+        </w:trPr>
+        <w:tc>
+          <w:tcPr>
+            <w:tcW w:w="5777" w:type="dxa"/>
+          </w:tcPr>
+          <w:p>
+            <w:pPr>
+              <w:pStyle w:val="TableParagraph"/>
+              <w:spacing w:before="93"/>
+              <w:ind w:left="100"/>
+              <w:rPr>
+                <w:sz w:val="24"/>
+                <w:szCs w:val="24"/>
+              </w:rPr>
+            </w:pPr>
+            <w:r>
+              <w:rPr>
+                <w:sz w:val="24"/>
+                <w:szCs w:val="24"/>
+              </w:rPr>
+              <w:t>Responsabilidades</w:t>
+            </w:r>
+          </w:p>
+        </w:tc>
+        <w:tc>
+          <w:tcPr>
+            <w:tcW w:w="2010" w:type="dxa"/>
+          </w:tcPr>
+          <w:p>
+            <w:pPr>
+              <w:pStyle w:val="TableParagraph"/>
+              <w:spacing w:before="93"/>
+              <w:ind w:left="97"/>
+              <w:rPr>
+                <w:sz w:val="24"/>
+                <w:szCs w:val="24"/>
+              </w:rPr>
+            </w:pPr>
+            <w:r>
+              <w:rPr>
+                <w:sz w:val="24"/>
+                <w:szCs w:val="24"/>
+              </w:rPr>
+              <w:t>Colaborações</w:t>
+            </w:r>
+          </w:p>
+        </w:tc>
+      </w:tr>
+      <w:tr>
+        <w:trPr>
+          <w:trHeight w:val="600"/>
+        </w:trPr>
+        <w:tc>
+          <w:tcPr>
+            <w:tcW w:w="5777" w:type="dxa"/>
+          </w:tcPr>
+          <w:p>
+            <w:pPr>
+              <w:pStyle w:val="TableParagraph"/>
+              <w:numPr>
+                <w:ilvl w:val="0"/>
+                <w:numId w:val="12"/>
+              </w:numPr>
+              <w:tabs>
+                <w:tab w:val="left" w:pos="820"/>
+              </w:tabs>
+              <w:rPr>
+                <w:sz w:val="24"/>
+                <w:szCs w:val="24"/>
+              </w:rPr>
+            </w:pPr>
+            <w:r>
+              <w:rPr>
+                <w:sz w:val="24"/>
+                <w:szCs w:val="24"/>
+              </w:rPr>
+              <w:t>Definir o contrato de processamento de pagamento</w:t>
+            </w:r>
+          </w:p>
+          <w:p>
+            <w:pPr>
+              <w:pStyle w:val="TableParagraph"/>
+              <w:numPr>
+                <w:ilvl w:val="0"/>
+                <w:numId w:val="12"/>
+              </w:numPr>
+              <w:tabs>
+                <w:tab w:val="left" w:pos="820"/>
+              </w:tabs>
+              <w:rPr>
+                <w:sz w:val="24"/>
+                <w:szCs w:val="24"/>
+              </w:rPr>
+            </w:pPr>
+            <w:r>
+              <w:rPr>
+                <w:sz w:val="24"/>
+                <w:szCs w:val="24"/>
+              </w:rPr>
+              <w:t>Processar um valor e retornar mensagem de resultado</w:t>
+            </w:r>
+          </w:p>
+          <w:p>
+            <w:pPr>
+              <w:pStyle w:val="TableParagraph"/>
+              <w:numPr>
+                <w:ilvl w:val="0"/>
+                <w:numId w:val="12"/>
+              </w:numPr>
+              <w:tabs>
+                <w:tab w:val="left" w:pos="820"/>
+              </w:tabs>
+              <w:rPr>
+                <w:sz w:val="24"/>
+                <w:szCs w:val="24"/>
+              </w:rPr>
+            </w:pPr>
+            <w:r>
+              <w:rPr>
+                <w:sz w:val="24"/>
+                <w:szCs w:val="24"/>
+              </w:rPr>
+              <w:t>Retornar o nome da forma de pagamento</w:t>
+            </w:r>
+          </w:p>
+          <w:p>
+            <w:pPr>
+              <w:pStyle w:val="TableParagraph"/>
+              <w:tabs>
+                <w:tab w:val="left" w:pos="820"/>
+              </w:tabs>
+              <w:spacing w:before="100"/>
+              <w:ind w:left="0"/>
+              <w:rPr>
+                <w:sz w:val="24"/>
+                <w:szCs w:val="24"/>
+              </w:rPr>
+            </w:pPr>
+          </w:p>
+        </w:tc>
+        <w:tc>
+          <w:tcPr>
+            <w:tcW w:w="2010" w:type="dxa"/>
+          </w:tcPr>
+          <w:p>
+            <w:pPr>
+              <w:pStyle w:val="TableParagraph"/>
+              <w:spacing w:before="126" w:line="283" w:lineRule="auto"/>
+              <w:ind w:left="97" w:right="403"/>
+              <w:rPr>
+                <w:sz w:val="24"/>
+                <w:szCs w:val="24"/>
+              </w:rPr>
+            </w:pPr>
+            <w:r>
+              <w:rPr>
+                <w:sz w:val="24"/>
+                <w:szCs w:val="24"/>
+              </w:rPr>
+              <w:t>PagamentoPix</w:t>
+            </w:r>
+          </w:p>
+          <w:p>
+            <w:pPr>
+              <w:pStyle w:val="TableParagraph"/>
+              <w:spacing w:before="126" w:line="283" w:lineRule="auto"/>
+              <w:ind w:left="97" w:right="403"/>
+              <w:rPr>
+                <w:sz w:val="24"/>
+                <w:szCs w:val="24"/>
+              </w:rPr>
+            </w:pPr>
+            <w:r>
+              <w:rPr>
+                <w:sz w:val="24"/>
+                <w:szCs w:val="24"/>
+              </w:rPr>
+              <w:t>PagamentoCartaoCredito</w:t>
+            </w:r>
+          </w:p>
+          <w:p>
+            <w:pPr>
+              <w:pStyle w:val="TableParagraph"/>
+              <w:spacing w:before="126" w:line="283" w:lineRule="auto"/>
+              <w:ind w:left="97" w:right="403"/>
+              <w:rPr>
+                <w:sz w:val="24"/>
+                <w:szCs w:val="24"/>
+              </w:rPr>
+            </w:pPr>
+            <w:r>
+              <w:rPr>
+                <w:sz w:val="24"/>
+                <w:szCs w:val="24"/>
+              </w:rPr>
+              <w:t>PagamentoDinheiro</w:t>
+            </w:r>
+          </w:p>
+        </w:tc>
+      </w:tr>
+    </w:tbl>
+    <w:p>
+      <w:pPr>
+        <w:rPr>
+          <w:sz w:val="24"/>
+          <w:szCs w:val="24"/>
+        </w:rPr>
+      </w:pPr>
+    </w:p>
+    <w:tbl>
+      <w:tblPr>
+        <w:tblW w:w="0" w:type="auto"/>
+        <w:tblInd w:w="1462" w:type="dxa"/>
+        <w:tblBorders>
+          <w:top w:val="single" w:sz="8" w:space="0" w:color="000000" w:themeColor="text1"/>
+          <w:left w:val="single" w:sz="8" w:space="0" w:color="000000" w:themeColor="text1"/>
+          <w:bottom w:val="single" w:sz="8" w:space="0" w:color="000000" w:themeColor="text1"/>
+          <w:right w:val="single" w:sz="8" w:space="0" w:color="000000" w:themeColor="text1"/>
+          <w:insideH w:val="single" w:sz="8" w:space="0" w:color="000000" w:themeColor="text1"/>
+          <w:insideV w:val="single" w:sz="8" w:space="0" w:color="000000" w:themeColor="text1"/>
+        </w:tblBorders>
+        <w:tblLook w:val="01E0" w:firstRow="1" w:lastRow="1" w:firstColumn="1" w:lastColumn="1" w:noHBand="0" w:noVBand="0"/>
+      </w:tblPr>
+      <w:tblGrid>
+        <w:gridCol w:w="5419"/>
+        <w:gridCol w:w="2410"/>
+      </w:tblGrid>
+      <w:tr>
+        <w:trPr>
+          <w:trHeight w:val="600"/>
+        </w:trPr>
+        <w:tc>
+          <w:tcPr>
+            <w:tcW w:w="7787" w:type="dxa"/>
+            <w:gridSpan w:val="2"/>
+          </w:tcPr>
+          <w:p>
+            <w:pPr>
+              <w:pStyle w:val="TableParagraph"/>
+              <w:spacing w:before="93"/>
+              <w:ind w:left="100"/>
+              <w:rPr>
+                <w:sz w:val="24"/>
+                <w:szCs w:val="24"/>
+              </w:rPr>
+            </w:pPr>
+            <w:r>
+              <w:rPr>
+                <w:sz w:val="24"/>
+                <w:szCs w:val="24"/>
+              </w:rPr>
+              <w:t>PagamentoPix</w:t>
+            </w:r>
+          </w:p>
+        </w:tc>
+      </w:tr>
+      <w:tr>
+        <w:trPr>
+          <w:trHeight w:val="471"/>
+        </w:trPr>
+        <w:tc>
+          <w:tcPr>
+            <w:tcW w:w="5777" w:type="dxa"/>
+          </w:tcPr>
+          <w:p>
+            <w:pPr>
+              <w:pStyle w:val="TableParagraph"/>
+              <w:spacing w:before="93"/>
+              <w:ind w:left="100"/>
+              <w:rPr>
+                <w:sz w:val="24"/>
+                <w:szCs w:val="24"/>
+              </w:rPr>
+            </w:pPr>
+            <w:r>
+              <w:rPr>
+                <w:sz w:val="24"/>
+                <w:szCs w:val="24"/>
+              </w:rPr>
+              <w:t>Responsabilidades</w:t>
+            </w:r>
+          </w:p>
+        </w:tc>
+        <w:tc>
+          <w:tcPr>
+            <w:tcW w:w="2010" w:type="dxa"/>
+          </w:tcPr>
+          <w:p>
+            <w:pPr>
+              <w:pStyle w:val="TableParagraph"/>
+              <w:spacing w:before="93"/>
+              <w:ind w:left="97"/>
+              <w:rPr>
+                <w:sz w:val="24"/>
+                <w:szCs w:val="24"/>
+              </w:rPr>
+            </w:pPr>
+            <w:r>
+              <w:rPr>
+                <w:sz w:val="24"/>
+                <w:szCs w:val="24"/>
+              </w:rPr>
+              <w:t>Colaborações</w:t>
+            </w:r>
+          </w:p>
+        </w:tc>
+      </w:tr>
+      <w:tr>
+        <w:trPr>
+          <w:trHeight w:val="600"/>
+        </w:trPr>
+        <w:tc>
+          <w:tcPr>
+            <w:tcW w:w="5777" w:type="dxa"/>
+          </w:tcPr>
+          <w:p>
+            <w:pPr>
+              <w:pStyle w:val="TableParagraph"/>
+              <w:numPr>
+                <w:ilvl w:val="0"/>
+                <w:numId w:val="13"/>
+              </w:numPr>
+              <w:tabs>
+                <w:tab w:val="left" w:pos="820"/>
+              </w:tabs>
+              <w:rPr>
+                <w:sz w:val="24"/>
+                <w:szCs w:val="24"/>
+              </w:rPr>
+            </w:pPr>
+            <w:r>
+              <w:rPr>
+                <w:sz w:val="24"/>
+                <w:szCs w:val="24"/>
+              </w:rPr>
+              <w:t>Processar pagamento via PIX</w:t>
+            </w:r>
+          </w:p>
+          <w:p>
+            <w:pPr>
+              <w:pStyle w:val="TableParagraph"/>
+              <w:numPr>
+                <w:ilvl w:val="0"/>
+                <w:numId w:val="13"/>
+              </w:numPr>
+              <w:tabs>
+                <w:tab w:val="left" w:pos="820"/>
+              </w:tabs>
+              <w:rPr>
+                <w:sz w:val="24"/>
+                <w:szCs w:val="24"/>
+              </w:rPr>
+            </w:pPr>
+            <w:r>
+              <w:rPr>
+                <w:sz w:val="24"/>
+                <w:szCs w:val="24"/>
+              </w:rPr>
+              <w:t>Gerar código de aprovação instantâneo</w:t>
+            </w:r>
+          </w:p>
+          <w:p>
+            <w:pPr>
+              <w:pStyle w:val="TableParagraph"/>
+              <w:numPr>
+                <w:ilvl w:val="0"/>
+                <w:numId w:val="13"/>
+              </w:numPr>
+              <w:tabs>
+                <w:tab w:val="left" w:pos="820"/>
+              </w:tabs>
+              <w:rPr>
+                <w:sz w:val="24"/>
+                <w:szCs w:val="24"/>
+              </w:rPr>
+            </w:pPr>
+            <w:r>
+              <w:rPr>
+                <w:sz w:val="24"/>
+                <w:szCs w:val="24"/>
+              </w:rPr>
+              <w:t>Retornar nome: PIX</w:t>
+            </w:r>
+          </w:p>
+          <w:p>
+            <w:pPr>
+              <w:pStyle w:val="TableParagraph"/>
+              <w:tabs>
+                <w:tab w:val="left" w:pos="820"/>
+              </w:tabs>
+              <w:spacing w:before="100"/>
+              <w:ind w:left="0"/>
+              <w:rPr>
+                <w:sz w:val="24"/>
+                <w:szCs w:val="24"/>
+              </w:rPr>
+            </w:pPr>
+          </w:p>
+        </w:tc>
+        <w:tc>
+          <w:tcPr>
+            <w:tcW w:w="2010" w:type="dxa"/>
+          </w:tcPr>
+          <w:p>
+            <w:pPr>
+              <w:pStyle w:val="TableParagraph"/>
+              <w:spacing w:before="126" w:line="283" w:lineRule="auto"/>
+              <w:ind w:left="97" w:right="403"/>
+              <w:rPr>
+                <w:sz w:val="24"/>
+                <w:szCs w:val="24"/>
+              </w:rPr>
+            </w:pPr>
+            <w:r>
+              <w:rPr>
+                <w:sz w:val="24"/>
+                <w:szCs w:val="24"/>
+              </w:rPr>
+              <w:t>FormaPagamento (implementa)</w:t>
+            </w:r>
+          </w:p>
+        </w:tc>
+      </w:tr>
+    </w:tbl>
+    <w:p>
+      <w:pPr>
+        <w:rPr>
+          <w:sz w:val="24"/>
+          <w:szCs w:val="24"/>
+        </w:rPr>
+      </w:pPr>
+    </w:p>
+    <w:tbl>
+      <w:tblPr>
+        <w:tblW w:w="0" w:type="auto"/>
+        <w:tblInd w:w="1462" w:type="dxa"/>
+        <w:tblBorders>
+          <w:top w:val="single" w:sz="8" w:space="0" w:color="000000" w:themeColor="text1"/>
+          <w:left w:val="single" w:sz="8" w:space="0" w:color="000000" w:themeColor="text1"/>
+          <w:bottom w:val="single" w:sz="8" w:space="0" w:color="000000" w:themeColor="text1"/>
+          <w:right w:val="single" w:sz="8" w:space="0" w:color="000000" w:themeColor="text1"/>
+          <w:insideH w:val="single" w:sz="8" w:space="0" w:color="000000" w:themeColor="text1"/>
+          <w:insideV w:val="single" w:sz="8" w:space="0" w:color="000000" w:themeColor="text1"/>
+        </w:tblBorders>
+        <w:tblLook w:val="01E0" w:firstRow="1" w:lastRow="1" w:firstColumn="1" w:lastColumn="1" w:noHBand="0" w:noVBand="0"/>
+      </w:tblPr>
+      <w:tblGrid>
+        <w:gridCol w:w="5419"/>
+        <w:gridCol w:w="2410"/>
+      </w:tblGrid>
+      <w:tr>
+        <w:trPr>
+          <w:trHeight w:val="600"/>
+        </w:trPr>
+        <w:tc>
+          <w:tcPr>
+            <w:tcW w:w="7787" w:type="dxa"/>
+            <w:gridSpan w:val="2"/>
+          </w:tcPr>
+          <w:p>
+            <w:pPr>
+              <w:pStyle w:val="TableParagraph"/>
+              <w:spacing w:before="93"/>
+              <w:ind w:left="100"/>
+              <w:rPr>
+                <w:sz w:val="24"/>
+                <w:szCs w:val="24"/>
+              </w:rPr>
+            </w:pPr>
+            <w:r>
+              <w:rPr>
+                <w:sz w:val="24"/>
+                <w:szCs w:val="24"/>
+              </w:rPr>
+              <w:t>PagamentoCartaoCredito</w:t>
+            </w:r>
+          </w:p>
+        </w:tc>
+      </w:tr>
+      <w:tr>
+        <w:trPr>
+          <w:trHeight w:val="471"/>
+        </w:trPr>
+        <w:tc>
+          <w:tcPr>
+            <w:tcW w:w="5777" w:type="dxa"/>
+          </w:tcPr>
+          <w:p>
+            <w:pPr>
+              <w:pStyle w:val="TableParagraph"/>
+              <w:spacing w:before="93"/>
+              <w:ind w:left="100"/>
+              <w:rPr>
+                <w:sz w:val="24"/>
+                <w:szCs w:val="24"/>
+              </w:rPr>
+            </w:pPr>
+            <w:r>
+              <w:rPr>
+                <w:sz w:val="24"/>
+                <w:szCs w:val="24"/>
+              </w:rPr>
+              <w:t>Responsabilidades</w:t>
+            </w:r>
+          </w:p>
+        </w:tc>
+        <w:tc>
+          <w:tcPr>
+            <w:tcW w:w="2010" w:type="dxa"/>
+          </w:tcPr>
+          <w:p>
+            <w:pPr>
+              <w:pStyle w:val="TableParagraph"/>
+              <w:spacing w:before="93"/>
+              <w:ind w:left="97"/>
+              <w:rPr>
+                <w:sz w:val="24"/>
+                <w:szCs w:val="24"/>
+              </w:rPr>
+            </w:pPr>
+            <w:r>
+              <w:rPr>
+                <w:sz w:val="24"/>
+                <w:szCs w:val="24"/>
+              </w:rPr>
+              <w:t>Colaborações</w:t>
+            </w:r>
+          </w:p>
+        </w:tc>
+      </w:tr>
+      <w:tr>
+        <w:trPr>
+          <w:trHeight w:val="600"/>
+        </w:trPr>
+        <w:tc>
+          <w:tcPr>
+            <w:tcW w:w="5777" w:type="dxa"/>
+          </w:tcPr>
+          <w:p>
+            <w:pPr>
+              <w:pStyle w:val="TableParagraph"/>
+              <w:numPr>
+                <w:ilvl w:val="0"/>
+                <w:numId w:val="14"/>
+              </w:numPr>
+              <w:tabs>
+                <w:tab w:val="left" w:pos="820"/>
+              </w:tabs>
+              <w:rPr>
+                <w:sz w:val="24"/>
+                <w:szCs w:val="24"/>
+              </w:rPr>
+            </w:pPr>
+            <w:r>
+              <w:rPr>
+                <w:sz w:val="24"/>
+                <w:szCs w:val="24"/>
+              </w:rPr>
+              <w:t>Processar pagamento via cartão de crédito</w:t>
+            </w:r>
+          </w:p>
+          <w:p>
+            <w:pPr>
+              <w:pStyle w:val="TableParagraph"/>
+              <w:numPr>
+                <w:ilvl w:val="0"/>
+                <w:numId w:val="14"/>
+              </w:numPr>
+              <w:tabs>
+                <w:tab w:val="left" w:pos="820"/>
+              </w:tabs>
+              <w:rPr>
+                <w:sz w:val="24"/>
+                <w:szCs w:val="24"/>
+              </w:rPr>
+            </w:pPr>
+            <w:r>
+              <w:rPr>
+                <w:sz w:val="24"/>
+                <w:szCs w:val="24"/>
+              </w:rPr>
+              <w:t>Simular a autorização junto à operadora</w:t>
+            </w:r>
+          </w:p>
+          <w:p>
+            <w:pPr>
+              <w:pStyle w:val="TableParagraph"/>
+              <w:numPr>
+                <w:ilvl w:val="0"/>
+                <w:numId w:val="14"/>
+              </w:numPr>
+              <w:tabs>
+                <w:tab w:val="left" w:pos="820"/>
+              </w:tabs>
+              <w:rPr>
+                <w:sz w:val="24"/>
+                <w:szCs w:val="24"/>
+              </w:rPr>
+            </w:pPr>
+            <w:r>
+              <w:rPr>
+                <w:sz w:val="24"/>
+                <w:szCs w:val="24"/>
+              </w:rPr>
+              <w:t>Retornar nome: CARTAO_CREDITO</w:t>
+            </w:r>
+          </w:p>
+          <w:p>
+            <w:pPr>
+              <w:pStyle w:val="TableParagraph"/>
+              <w:tabs>
+                <w:tab w:val="left" w:pos="820"/>
+              </w:tabs>
+              <w:spacing w:before="100"/>
+              <w:ind w:left="0"/>
+              <w:rPr>
+                <w:sz w:val="24"/>
+                <w:szCs w:val="24"/>
+              </w:rPr>
+            </w:pPr>
+          </w:p>
+        </w:tc>
+        <w:tc>
+          <w:tcPr>
+            <w:tcW w:w="2010" w:type="dxa"/>
+          </w:tcPr>
+          <w:p>
+            <w:pPr>
+              <w:pStyle w:val="TableParagraph"/>
+              <w:spacing w:before="126" w:line="283" w:lineRule="auto"/>
+              <w:ind w:left="97" w:right="403"/>
+              <w:rPr>
+                <w:sz w:val="24"/>
+                <w:szCs w:val="24"/>
+              </w:rPr>
+            </w:pPr>
+            <w:r>
+              <w:rPr>
+                <w:sz w:val="24"/>
+                <w:szCs w:val="24"/>
+              </w:rPr>
+              <w:t>FormaPagamento (implementa)</w:t>
+            </w:r>
+          </w:p>
+        </w:tc>
+      </w:tr>
+    </w:tbl>
+    <w:p>
+      <w:pPr>
+        <w:rPr>
+          <w:sz w:val="24"/>
+          <w:szCs w:val="24"/>
+        </w:rPr>
+      </w:pPr>
+    </w:p>
+    <w:tbl>
+      <w:tblPr>
+        <w:tblW w:w="0" w:type="auto"/>
+        <w:tblInd w:w="1462" w:type="dxa"/>
+        <w:tblBorders>
+          <w:top w:val="single" w:sz="8" w:space="0" w:color="000000" w:themeColor="text1"/>
+          <w:left w:val="single" w:sz="8" w:space="0" w:color="000000" w:themeColor="text1"/>
+          <w:bottom w:val="single" w:sz="8" w:space="0" w:color="000000" w:themeColor="text1"/>
+          <w:right w:val="single" w:sz="8" w:space="0" w:color="000000" w:themeColor="text1"/>
+          <w:insideH w:val="single" w:sz="8" w:space="0" w:color="000000" w:themeColor="text1"/>
+          <w:insideV w:val="single" w:sz="8" w:space="0" w:color="000000" w:themeColor="text1"/>
+        </w:tblBorders>
+        <w:tblLook w:val="01E0" w:firstRow="1" w:lastRow="1" w:firstColumn="1" w:lastColumn="1" w:noHBand="0" w:noVBand="0"/>
+      </w:tblPr>
+      <w:tblGrid>
+        <w:gridCol w:w="5419"/>
+        <w:gridCol w:w="2410"/>
+      </w:tblGrid>
+      <w:tr>
+        <w:trPr>
+          <w:trHeight w:val="600"/>
+        </w:trPr>
+        <w:tc>
+          <w:tcPr>
+            <w:tcW w:w="7787" w:type="dxa"/>
+            <w:gridSpan w:val="2"/>
+          </w:tcPr>
+          <w:p>
+            <w:pPr>
+              <w:pStyle w:val="TableParagraph"/>
+              <w:spacing w:before="93"/>
+              <w:ind w:left="100"/>
+              <w:rPr>
+                <w:sz w:val="24"/>
+                <w:szCs w:val="24"/>
+              </w:rPr>
+            </w:pPr>
+            <w:r>
+              <w:rPr>
+                <w:sz w:val="24"/>
+                <w:szCs w:val="24"/>
+              </w:rPr>
+              <w:t>PagamentoDinheiro</w:t>
+            </w:r>
+          </w:p>
+        </w:tc>
+      </w:tr>
+      <w:tr>
+        <w:trPr>
+          <w:trHeight w:val="471"/>
+        </w:trPr>
+        <w:tc>
+          <w:tcPr>
+            <w:tcW w:w="5777" w:type="dxa"/>
+          </w:tcPr>
+          <w:p>
+            <w:pPr>
+              <w:pStyle w:val="TableParagraph"/>
+              <w:spacing w:before="93"/>
+              <w:ind w:left="100"/>
+              <w:rPr>
+                <w:sz w:val="24"/>
+                <w:szCs w:val="24"/>
+              </w:rPr>
+            </w:pPr>
+            <w:r>
+              <w:rPr>
+                <w:sz w:val="24"/>
+                <w:szCs w:val="24"/>
+              </w:rPr>
+              <w:t>Responsabilidades</w:t>
+            </w:r>
+          </w:p>
+        </w:tc>
+        <w:tc>
+          <w:tcPr>
+            <w:tcW w:w="2010" w:type="dxa"/>
+          </w:tcPr>
+          <w:p>
+            <w:pPr>
+              <w:pStyle w:val="TableParagraph"/>
+              <w:spacing w:before="93"/>
+              <w:ind w:left="97"/>
+              <w:rPr>
+                <w:sz w:val="24"/>
+                <w:szCs w:val="24"/>
+              </w:rPr>
+            </w:pPr>
+            <w:r>
+              <w:rPr>
+                <w:sz w:val="24"/>
+                <w:szCs w:val="24"/>
+              </w:rPr>
+              <w:t>Colaborações</w:t>
+            </w:r>
+          </w:p>
+        </w:tc>
+      </w:tr>
+      <w:tr>
+        <w:trPr>
+          <w:trHeight w:val="600"/>
+        </w:trPr>
+        <w:tc>
+          <w:tcPr>
+            <w:tcW w:w="5777" w:type="dxa"/>
+          </w:tcPr>
+          <w:p>
+            <w:pPr>
+              <w:pStyle w:val="TableParagraph"/>
+              <w:numPr>
+                <w:ilvl w:val="0"/>
+                <w:numId w:val="15"/>
+              </w:numPr>
+              <w:tabs>
+                <w:tab w:val="left" w:pos="820"/>
+              </w:tabs>
+              <w:rPr>
+                <w:sz w:val="24"/>
+                <w:szCs w:val="24"/>
+              </w:rPr>
+            </w:pPr>
+            <w:r>
+              <w:rPr>
+                <w:sz w:val="24"/>
+                <w:szCs w:val="24"/>
+              </w:rPr>
+              <w:t>Processar pagamento em dinheiro</w:t>
+            </w:r>
+          </w:p>
+          <w:p>
+            <w:pPr>
+              <w:pStyle w:val="TableParagraph"/>
+              <w:numPr>
+                <w:ilvl w:val="0"/>
+                <w:numId w:val="15"/>
+              </w:numPr>
+              <w:tabs>
+                <w:tab w:val="left" w:pos="820"/>
+              </w:tabs>
+              <w:rPr>
+                <w:sz w:val="24"/>
+                <w:szCs w:val="24"/>
+              </w:rPr>
+            </w:pPr>
+            <w:r>
+              <w:rPr>
+                <w:sz w:val="24"/>
+                <w:szCs w:val="24"/>
+              </w:rPr>
+              <w:t>Registrar pagamento presencial na recepção</w:t>
+            </w:r>
+          </w:p>
+          <w:p>
+            <w:pPr>
+              <w:pStyle w:val="TableParagraph"/>
+              <w:numPr>
+                <w:ilvl w:val="0"/>
+                <w:numId w:val="15"/>
+              </w:numPr>
+              <w:tabs>
+                <w:tab w:val="left" w:pos="820"/>
+              </w:tabs>
+              <w:rPr>
+                <w:sz w:val="24"/>
+                <w:szCs w:val="24"/>
+              </w:rPr>
+            </w:pPr>
+            <w:r>
+              <w:rPr>
+                <w:sz w:val="24"/>
+                <w:szCs w:val="24"/>
+              </w:rPr>
+              <w:t>Retornar nome: DINHEIRO</w:t>
+            </w:r>
+          </w:p>
+          <w:p>
+            <w:pPr>
+              <w:pStyle w:val="TableParagraph"/>
+              <w:tabs>
+                <w:tab w:val="left" w:pos="820"/>
+              </w:tabs>
+              <w:spacing w:before="100"/>
+              <w:ind w:left="0"/>
+              <w:rPr>
+                <w:sz w:val="24"/>
+                <w:szCs w:val="24"/>
+              </w:rPr>
+            </w:pPr>
+          </w:p>
+        </w:tc>
+        <w:tc>
+          <w:tcPr>
+            <w:tcW w:w="2010" w:type="dxa"/>
+          </w:tcPr>
+          <w:p>
+            <w:pPr>
+              <w:pStyle w:val="TableParagraph"/>
+              <w:spacing w:before="126" w:line="283" w:lineRule="auto"/>
+              <w:ind w:left="97" w:right="403"/>
+              <w:rPr>
+                <w:sz w:val="24"/>
+                <w:szCs w:val="24"/>
+              </w:rPr>
+            </w:pPr>
+            <w:r>
+              <w:rPr>
+                <w:sz w:val="24"/>
+                <w:szCs w:val="24"/>
+              </w:rPr>
+              <w:t>FormaPagamento (implementa)</w:t>
+            </w:r>
+          </w:p>
+        </w:tc>
+      </w:tr>
+    </w:tbl>
+    <w:p>
+      <w:pPr>
+        <w:rPr>
+          <w:sz w:val="24"/>
+          <w:szCs w:val="24"/>
+        </w:rPr>
+      </w:pPr>
+    </w:p>
+    <w:p>
+      <w:pPr>
+        <w:rPr>
+          <w:sz w:val="24"/>
+          <w:szCs w:val="24"/>
+        </w:rPr>
+      </w:pPr>
+    </w:p>
+    <w:p>
+      <w:pPr>
+        <w:rPr>
+          <w:sz w:val="24"/>
+          <w:szCs w:val="24"/>
+        </w:rPr>
+      </w:pPr>
+    </w:p>
+    <w:p>
+      <w:pPr>
+        <w:rPr>
+          <w:sz w:val="24"/>
+          <w:szCs w:val="24"/>
+        </w:rPr>
+      </w:pPr>
+    </w:p>
+    <w:p>
+      <w:pPr>
+        <w:rPr>
+          <w:sz w:val="24"/>
+          <w:szCs w:val="24"/>
+        </w:rPr>
+      </w:pPr>
+    </w:p>
+    <w:p>
+      <w:pPr>
+        <w:rPr>
+          <w:sz w:val="24"/>
+          <w:szCs w:val="24"/>
+        </w:rPr>
+      </w:pPr>
+    </w:p>
+    <w:p>
+      <w:pPr>
+        <w:rPr>
+          <w:sz w:val="24"/>
+          <w:szCs w:val="24"/>
+        </w:rPr>
+      </w:pPr>
+    </w:p>
+    <w:p>
+      <w:pPr>
+        <w:rPr>
+          <w:sz w:val="24"/>
+          <w:szCs w:val="24"/>
+        </w:rPr>
+      </w:pPr>
+    </w:p>
+    <w:tbl>
+      <w:tblPr>
+        <w:tblW w:w="0" w:type="auto"/>
+        <w:tblInd w:w="1462" w:type="dxa"/>
+        <w:tblBorders>
+          <w:top w:val="single" w:sz="8" w:space="0" w:color="000000" w:themeColor="text1"/>
+          <w:left w:val="single" w:sz="8" w:space="0" w:color="000000" w:themeColor="text1"/>
+          <w:bottom w:val="single" w:sz="8" w:space="0" w:color="000000" w:themeColor="text1"/>
+          <w:right w:val="single" w:sz="8" w:space="0" w:color="000000" w:themeColor="text1"/>
+          <w:insideH w:val="single" w:sz="8" w:space="0" w:color="000000" w:themeColor="text1"/>
+          <w:insideV w:val="single" w:sz="8" w:space="0" w:color="000000" w:themeColor="text1"/>
+        </w:tblBorders>
+        <w:tblLook w:val="01E0" w:firstRow="1" w:lastRow="1" w:firstColumn="1" w:lastColumn="1" w:noHBand="0" w:noVBand="0"/>
+      </w:tblPr>
+      <w:tblGrid>
+        <w:gridCol w:w="4007"/>
+        <w:gridCol w:w="3822"/>
+      </w:tblGrid>
+      <w:tr>
+        <w:trPr>
+          <w:trHeight w:val="600"/>
+        </w:trPr>
+        <w:tc>
+          <w:tcPr>
+            <w:tcW w:w="7787" w:type="dxa"/>
+            <w:gridSpan w:val="2"/>
+          </w:tcPr>
+          <w:p>
+            <w:pPr>
+              <w:pStyle w:val="TableParagraph"/>
+              <w:spacing w:before="93"/>
+              <w:ind w:left="100"/>
+              <w:rPr>
+                <w:sz w:val="24"/>
+                <w:szCs w:val="24"/>
+              </w:rPr>
+            </w:pPr>
+            <w:r>
+              <w:rPr>
+                <w:sz w:val="24"/>
+                <w:szCs w:val="24"/>
+              </w:rPr>
+              <w:lastRenderedPageBreak/>
+              <w:t>FormaPagamentoFactory</w:t>
+            </w:r>
+          </w:p>
+        </w:tc>
+      </w:tr>
+      <w:tr>
+        <w:trPr>
+          <w:trHeight w:val="471"/>
+        </w:trPr>
+        <w:tc>
+          <w:tcPr>
+            <w:tcW w:w="5777" w:type="dxa"/>
+          </w:tcPr>
+          <w:p>
+            <w:pPr>
+              <w:pStyle w:val="TableParagraph"/>
+              <w:spacing w:before="93"/>
+              <w:ind w:left="100"/>
+              <w:rPr>
+                <w:sz w:val="24"/>
+                <w:szCs w:val="24"/>
+              </w:rPr>
+            </w:pPr>
+            <w:r>
+              <w:rPr>
+                <w:sz w:val="24"/>
+                <w:szCs w:val="24"/>
+              </w:rPr>
+              <w:t>Responsabilidades</w:t>
+            </w:r>
+          </w:p>
+        </w:tc>
+        <w:tc>
+          <w:tcPr>
+            <w:tcW w:w="2010" w:type="dxa"/>
+          </w:tcPr>
+          <w:p>
+            <w:pPr>
+              <w:pStyle w:val="TableParagraph"/>
+              <w:spacing w:before="93"/>
+              <w:ind w:left="97"/>
+              <w:rPr>
+                <w:sz w:val="24"/>
+                <w:szCs w:val="24"/>
+              </w:rPr>
+            </w:pPr>
+            <w:r>
+              <w:rPr>
+                <w:sz w:val="24"/>
+                <w:szCs w:val="24"/>
+              </w:rPr>
+              <w:t>Colaborações</w:t>
+            </w:r>
+          </w:p>
+        </w:tc>
+      </w:tr>
+      <w:tr>
+        <w:trPr>
+          <w:trHeight w:val="600"/>
+        </w:trPr>
+        <w:tc>
+          <w:tcPr>
+            <w:tcW w:w="5777" w:type="dxa"/>
+          </w:tcPr>
+          <w:p>
+            <w:pPr>
+              <w:pStyle w:val="TableParagraph"/>
+              <w:numPr>
+                <w:ilvl w:val="0"/>
+                <w:numId w:val="16"/>
+              </w:numPr>
+              <w:tabs>
+                <w:tab w:val="left" w:pos="820"/>
+              </w:tabs>
+              <w:rPr>
+                <w:sz w:val="24"/>
+                <w:szCs w:val="24"/>
+              </w:rPr>
+            </w:pPr>
+            <w:r>
+              <w:rPr>
+                <w:sz w:val="24"/>
+                <w:szCs w:val="24"/>
+              </w:rPr>
+              <w:t>Receber o nome da forma de pagamento escolhida</w:t>
+            </w:r>
+          </w:p>
+          <w:p>
+            <w:pPr>
+              <w:pStyle w:val="TableParagraph"/>
+              <w:numPr>
+                <w:ilvl w:val="0"/>
+                <w:numId w:val="16"/>
+              </w:numPr>
+              <w:tabs>
+                <w:tab w:val="left" w:pos="820"/>
+              </w:tabs>
+              <w:rPr>
+                <w:sz w:val="24"/>
+                <w:szCs w:val="24"/>
+              </w:rPr>
+            </w:pPr>
+            <w:r>
+              <w:rPr>
+                <w:sz w:val="24"/>
+                <w:szCs w:val="24"/>
+              </w:rPr>
+              <w:t>Criar e retornar a estratégia correspondente</w:t>
+            </w:r>
+          </w:p>
+          <w:p>
+            <w:pPr>
+              <w:pStyle w:val="TableParagraph"/>
+              <w:numPr>
+                <w:ilvl w:val="0"/>
+                <w:numId w:val="16"/>
+              </w:numPr>
+              <w:tabs>
+                <w:tab w:val="left" w:pos="820"/>
+              </w:tabs>
+              <w:rPr>
+                <w:sz w:val="24"/>
+                <w:szCs w:val="24"/>
+              </w:rPr>
+            </w:pPr>
+            <w:r>
+              <w:rPr>
+                <w:sz w:val="24"/>
+                <w:szCs w:val="24"/>
+              </w:rPr>
+              <w:t>Lançar exceção para forma de pagamento inválida</w:t>
+            </w:r>
+          </w:p>
+          <w:p>
+            <w:pPr>
+              <w:pStyle w:val="TableParagraph"/>
+              <w:tabs>
+                <w:tab w:val="left" w:pos="820"/>
+              </w:tabs>
+              <w:spacing w:before="100"/>
+              <w:ind w:left="0"/>
+              <w:rPr>
+                <w:sz w:val="24"/>
+                <w:szCs w:val="24"/>
+              </w:rPr>
+            </w:pPr>
+          </w:p>
+        </w:tc>
+        <w:tc>
+          <w:tcPr>
+            <w:tcW w:w="2010" w:type="dxa"/>
+          </w:tcPr>
+          <w:p>
+            <w:pPr>
+              <w:pStyle w:val="TableParagraph"/>
+              <w:spacing w:before="126" w:line="283" w:lineRule="auto"/>
+              <w:ind w:left="97" w:right="403"/>
+              <w:rPr>
+                <w:sz w:val="24"/>
+                <w:szCs w:val="24"/>
+              </w:rPr>
+            </w:pPr>
+            <w:r>
+              <w:rPr>
+                <w:sz w:val="24"/>
+                <w:szCs w:val="24"/>
+              </w:rPr>
+              <w:t>FormaPagamento</w:t>
+            </w:r>
+          </w:p>
+          <w:p>
+            <w:pPr>
+              <w:pStyle w:val="TableParagraph"/>
+              <w:spacing w:before="126" w:line="283" w:lineRule="auto"/>
+              <w:ind w:left="97" w:right="403"/>
+              <w:rPr>
+                <w:sz w:val="24"/>
+                <w:szCs w:val="24"/>
+              </w:rPr>
+            </w:pPr>
+            <w:r>
+              <w:rPr>
+                <w:sz w:val="24"/>
+                <w:szCs w:val="24"/>
+              </w:rPr>
+              <w:t>PagamentoPix</w:t>
+            </w:r>
+          </w:p>
+          <w:p>
+            <w:pPr>
+              <w:pStyle w:val="TableParagraph"/>
+              <w:spacing w:before="126" w:line="283" w:lineRule="auto"/>
+              <w:ind w:left="97" w:right="403"/>
+              <w:rPr>
+                <w:sz w:val="24"/>
+                <w:szCs w:val="24"/>
+              </w:rPr>
+            </w:pPr>
+            <w:r>
+              <w:rPr>
+                <w:sz w:val="24"/>
+                <w:szCs w:val="24"/>
+              </w:rPr>
+              <w:t>PagamentoCartaoCredito</w:t>
+            </w:r>
+          </w:p>
+          <w:p>
+            <w:pPr>
+              <w:pStyle w:val="TableParagraph"/>
+              <w:spacing w:before="126" w:line="283" w:lineRule="auto"/>
+              <w:ind w:left="97" w:right="403"/>
+              <w:rPr>
+                <w:sz w:val="24"/>
+                <w:szCs w:val="24"/>
+              </w:rPr>
+            </w:pPr>
+            <w:r>
+              <w:rPr>
+                <w:sz w:val="24"/>
+                <w:szCs w:val="24"/>
+              </w:rPr>
+              <w:t>PagamentoDinheiro</w:t>
+            </w:r>
+          </w:p>
+          <w:p>
+            <w:pPr>
+              <w:pStyle w:val="TableParagraph"/>
+              <w:spacing w:before="126" w:line="283" w:lineRule="auto"/>
+              <w:ind w:left="97" w:right="403"/>
+              <w:rPr>
+                <w:sz w:val="24"/>
+                <w:szCs w:val="24"/>
+              </w:rPr>
+            </w:pPr>
+            <w:r>
+              <w:rPr>
+                <w:sz w:val="24"/>
+                <w:szCs w:val="24"/>
+              </w:rPr>
+              <w:t>RecursoNaoPermitidoException</w:t>
+            </w:r>
+          </w:p>
+        </w:tc>
+      </w:tr>
+    </w:tbl>
+    <w:p>
+      <w:pPr>
+        <w:rPr>
+          <w:sz w:val="24"/>
+          <w:szCs w:val="24"/>
+        </w:rPr>
+      </w:pPr>
+    </w:p>
+    <w:p>
+      <w:pPr>
+        <w:pStyle w:val="PargrafodaLista"/>
+        <w:numPr>
+          <w:ilvl w:val="1"/>
+          <w:numId w:val="8"/>
+        </w:numPr>
+        <w:tabs>
+          <w:tab w:val="left" w:pos="1442"/>
+        </w:tabs>
+        <w:rPr>
+          <w:rFonts w:ascii="Times New Roman" w:hAnsi="Times New Roman" w:cs="Times New Roman"/>
+          <w:sz w:val="24"/>
+          <w:szCs w:val="24"/>
+        </w:rPr>
+      </w:pPr>
+      <w:r>
+        <w:rPr>
+          <w:rFonts w:ascii="Times New Roman" w:hAnsi="Times New Roman" w:cs="Times New Roman"/>
+          <w:sz w:val="24"/>
+          <w:szCs w:val="24"/>
+        </w:rPr>
+        <w:t>Cartões CRC - Padrão Observer: Central de Notificações</w:t>
+      </w:r>
+    </w:p>
+    <w:tbl>
+      <w:tblPr>
+        <w:tblW w:w="0" w:type="auto"/>
+        <w:tblInd w:w="1462" w:type="dxa"/>
+        <w:tblBorders>
+          <w:top w:val="single" w:sz="8" w:space="0" w:color="000000" w:themeColor="text1"/>
+          <w:left w:val="single" w:sz="8" w:space="0" w:color="000000" w:themeColor="text1"/>
+          <w:bottom w:val="single" w:sz="8" w:space="0" w:color="000000" w:themeColor="text1"/>
+          <w:right w:val="single" w:sz="8" w:space="0" w:color="000000" w:themeColor="text1"/>
+          <w:insideH w:val="single" w:sz="8" w:space="0" w:color="000000" w:themeColor="text1"/>
+          <w:insideV w:val="single" w:sz="8" w:space="0" w:color="000000" w:themeColor="text1"/>
+        </w:tblBorders>
+        <w:tblLook w:val="01E0" w:firstRow="1" w:lastRow="1" w:firstColumn="1" w:lastColumn="1" w:noHBand="0" w:noVBand="0"/>
+      </w:tblPr>
+      <w:tblGrid>
+        <w:gridCol w:w="5777"/>
+        <w:gridCol w:w="2010"/>
+      </w:tblGrid>
+      <w:tr>
+        <w:trPr>
+          <w:trHeight w:val="600"/>
+        </w:trPr>
+        <w:tc>
+          <w:tcPr>
+            <w:tcW w:w="7787" w:type="dxa"/>
+            <w:gridSpan w:val="2"/>
+          </w:tcPr>
+          <w:p>
+            <w:pPr>
+              <w:pStyle w:val="TableParagraph"/>
+              <w:spacing w:before="93"/>
+              <w:ind w:left="100"/>
+              <w:rPr>
+                <w:sz w:val="24"/>
+                <w:szCs w:val="24"/>
+              </w:rPr>
+            </w:pPr>
+            <w:r>
+              <w:rPr>
+                <w:sz w:val="24"/>
+                <w:szCs w:val="24"/>
+              </w:rPr>
+              <w:t>Observador «interface»</w:t>
+            </w:r>
+          </w:p>
+        </w:tc>
+      </w:tr>
+      <w:tr>
+        <w:trPr>
+          <w:trHeight w:val="471"/>
+        </w:trPr>
+        <w:tc>
+          <w:tcPr>
+            <w:tcW w:w="5777" w:type="dxa"/>
+          </w:tcPr>
+          <w:p>
+            <w:pPr>
+              <w:pStyle w:val="TableParagraph"/>
+              <w:spacing w:before="93"/>
+              <w:ind w:left="100"/>
+              <w:rPr>
+                <w:sz w:val="24"/>
+                <w:szCs w:val="24"/>
+              </w:rPr>
+            </w:pPr>
+            <w:r>
+              <w:rPr>
+                <w:sz w:val="24"/>
+                <w:szCs w:val="24"/>
+              </w:rPr>
+              <w:t>Responsabilidades</w:t>
+            </w:r>
+          </w:p>
+        </w:tc>
+        <w:tc>
+          <w:tcPr>
+            <w:tcW w:w="2010" w:type="dxa"/>
+          </w:tcPr>
+          <w:p>
+            <w:pPr>
+              <w:pStyle w:val="TableParagraph"/>
+              <w:spacing w:before="93"/>
+              <w:ind w:left="97"/>
+              <w:rPr>
+                <w:sz w:val="24"/>
+                <w:szCs w:val="24"/>
+              </w:rPr>
+            </w:pPr>
+            <w:r>
+              <w:rPr>
+                <w:sz w:val="24"/>
+                <w:szCs w:val="24"/>
+              </w:rPr>
+              <w:t>Colaborações</w:t>
+            </w:r>
+          </w:p>
+        </w:tc>
+      </w:tr>
+      <w:tr>
+        <w:trPr>
+          <w:trHeight w:val="600"/>
+        </w:trPr>
+        <w:tc>
+          <w:tcPr>
+            <w:tcW w:w="5777" w:type="dxa"/>
+          </w:tcPr>
+          <w:p>
+            <w:pPr>
+              <w:pStyle w:val="TableParagraph"/>
+              <w:numPr>
+                <w:ilvl w:val="0"/>
+                <w:numId w:val="17"/>
+              </w:numPr>
+              <w:tabs>
+                <w:tab w:val="left" w:pos="820"/>
+              </w:tabs>
+              <w:rPr>
+                <w:sz w:val="24"/>
+                <w:szCs w:val="24"/>
+              </w:rPr>
+            </w:pPr>
+            <w:r>
+              <w:rPr>
+                <w:sz w:val="24"/>
+                <w:szCs w:val="24"/>
+              </w:rPr>
+              <w:t>Definir o contrato de um canal de notificação</w:t>
+            </w:r>
+          </w:p>
+          <w:p>
+            <w:pPr>
+              <w:pStyle w:val="TableParagraph"/>
+              <w:numPr>
+                <w:ilvl w:val="0"/>
+                <w:numId w:val="17"/>
+              </w:numPr>
+              <w:tabs>
+                <w:tab w:val="left" w:pos="820"/>
+              </w:tabs>
+              <w:rPr>
+                <w:sz w:val="24"/>
+                <w:szCs w:val="24"/>
+              </w:rPr>
+            </w:pPr>
+            <w:r>
+              <w:rPr>
+                <w:sz w:val="24"/>
+                <w:szCs w:val="24"/>
+              </w:rPr>
+              <w:t>Notificar um evento com a respectiva mensagem</w:t>
+            </w:r>
+          </w:p>
+          <w:p>
+            <w:pPr>
+              <w:pStyle w:val="TableParagraph"/>
+              <w:numPr>
+                <w:ilvl w:val="0"/>
+                <w:numId w:val="17"/>
+              </w:numPr>
+              <w:tabs>
+                <w:tab w:val="left" w:pos="820"/>
+              </w:tabs>
+              <w:rPr>
+                <w:sz w:val="24"/>
+                <w:szCs w:val="24"/>
+              </w:rPr>
+            </w:pPr>
+            <w:r>
+              <w:rPr>
+                <w:sz w:val="24"/>
+                <w:szCs w:val="24"/>
+              </w:rPr>
+              <w:t>Retornar o nome do canal</w:t>
+            </w:r>
+          </w:p>
+          <w:p>
+            <w:pPr>
+              <w:pStyle w:val="TableParagraph"/>
+              <w:tabs>
+                <w:tab w:val="left" w:pos="820"/>
+              </w:tabs>
+              <w:spacing w:before="100"/>
+              <w:ind w:left="0"/>
+              <w:rPr>
+                <w:sz w:val="24"/>
+                <w:szCs w:val="24"/>
+              </w:rPr>
+            </w:pPr>
+          </w:p>
+        </w:tc>
+        <w:tc>
+          <w:tcPr>
+            <w:tcW w:w="2010" w:type="dxa"/>
+          </w:tcPr>
+          <w:p>
+            <w:pPr>
+              <w:pStyle w:val="TableParagraph"/>
+              <w:spacing w:before="126" w:line="283" w:lineRule="auto"/>
+              <w:ind w:left="97" w:right="403"/>
+              <w:rPr>
+                <w:sz w:val="24"/>
+                <w:szCs w:val="24"/>
+              </w:rPr>
+            </w:pPr>
+            <w:r>
+              <w:rPr>
+                <w:sz w:val="24"/>
+                <w:szCs w:val="24"/>
+              </w:rPr>
+              <w:t>CanalEmail</w:t>
+            </w:r>
+          </w:p>
+          <w:p>
+            <w:pPr>
+              <w:pStyle w:val="TableParagraph"/>
+              <w:spacing w:before="126" w:line="283" w:lineRule="auto"/>
+              <w:ind w:left="97" w:right="403"/>
+              <w:rPr>
+                <w:sz w:val="24"/>
+                <w:szCs w:val="24"/>
+              </w:rPr>
+            </w:pPr>
+            <w:r>
+              <w:rPr>
+                <w:sz w:val="24"/>
+                <w:szCs w:val="24"/>
+              </w:rPr>
+              <w:t>CanalSms</w:t>
+            </w:r>
+          </w:p>
+          <w:p>
+            <w:pPr>
+              <w:pStyle w:val="TableParagraph"/>
+              <w:spacing w:before="126" w:line="283" w:lineRule="auto"/>
+              <w:ind w:left="97" w:right="403"/>
+              <w:rPr>
+                <w:sz w:val="24"/>
+                <w:szCs w:val="24"/>
+              </w:rPr>
+            </w:pPr>
+            <w:r>
+              <w:rPr>
+                <w:sz w:val="24"/>
+                <w:szCs w:val="24"/>
+              </w:rPr>
+              <w:t>CanalInterno</w:t>
+            </w:r>
+          </w:p>
+        </w:tc>
+      </w:tr>
+    </w:tbl>
+    <w:p>
+      <w:pPr>
+        <w:rPr>
+          <w:sz w:val="24"/>
+          <w:szCs w:val="24"/>
+        </w:rPr>
+      </w:pPr>
+    </w:p>
+    <w:tbl>
+      <w:tblPr>
+        <w:tblW w:w="0" w:type="auto"/>
+        <w:tblInd w:w="1462" w:type="dxa"/>
+        <w:tblBorders>
+          <w:top w:val="single" w:sz="8" w:space="0" w:color="000000" w:themeColor="text1"/>
+          <w:left w:val="single" w:sz="8" w:space="0" w:color="000000" w:themeColor="text1"/>
+          <w:bottom w:val="single" w:sz="8" w:space="0" w:color="000000" w:themeColor="text1"/>
+          <w:right w:val="single" w:sz="8" w:space="0" w:color="000000" w:themeColor="text1"/>
+          <w:insideH w:val="single" w:sz="8" w:space="0" w:color="000000" w:themeColor="text1"/>
+          <w:insideV w:val="single" w:sz="8" w:space="0" w:color="000000" w:themeColor="text1"/>
+        </w:tblBorders>
+        <w:tblLook w:val="01E0" w:firstRow="1" w:lastRow="1" w:firstColumn="1" w:lastColumn="1" w:noHBand="0" w:noVBand="0"/>
+      </w:tblPr>
+      <w:tblGrid>
+        <w:gridCol w:w="5777"/>
+        <w:gridCol w:w="2010"/>
+      </w:tblGrid>
+      <w:tr>
+        <w:trPr>
+          <w:trHeight w:val="600"/>
+        </w:trPr>
+        <w:tc>
+          <w:tcPr>
+            <w:tcW w:w="7787" w:type="dxa"/>
+            <w:gridSpan w:val="2"/>
+          </w:tcPr>
+          <w:p>
+            <w:pPr>
+              <w:pStyle w:val="TableParagraph"/>
+              <w:spacing w:before="93"/>
+              <w:ind w:left="100"/>
+              <w:rPr>
+                <w:sz w:val="24"/>
+                <w:szCs w:val="24"/>
+              </w:rPr>
+            </w:pPr>
+            <w:r>
+              <w:rPr>
+                <w:sz w:val="24"/>
+                <w:szCs w:val="24"/>
+              </w:rPr>
+              <w:t>CanalEmail</w:t>
+            </w:r>
+          </w:p>
+        </w:tc>
+      </w:tr>
+      <w:tr>
+        <w:trPr>
+          <w:trHeight w:val="471"/>
+        </w:trPr>
+        <w:tc>
+          <w:tcPr>
+            <w:tcW w:w="5777" w:type="dxa"/>
+          </w:tcPr>
+          <w:p>
+            <w:pPr>
+              <w:pStyle w:val="TableParagraph"/>
+              <w:spacing w:before="93"/>
+              <w:ind w:left="100"/>
+              <w:rPr>
+                <w:sz w:val="24"/>
+                <w:szCs w:val="24"/>
+              </w:rPr>
+            </w:pPr>
+            <w:r>
+              <w:rPr>
+                <w:sz w:val="24"/>
+                <w:szCs w:val="24"/>
+              </w:rPr>
+              <w:t>Responsabilidades</w:t>
+            </w:r>
+          </w:p>
+        </w:tc>
+        <w:tc>
+          <w:tcPr>
+            <w:tcW w:w="2010" w:type="dxa"/>
+          </w:tcPr>
+          <w:p>
+            <w:pPr>
+              <w:pStyle w:val="TableParagraph"/>
+              <w:spacing w:before="93"/>
+              <w:ind w:left="97"/>
+              <w:rPr>
+                <w:sz w:val="24"/>
+                <w:szCs w:val="24"/>
+              </w:rPr>
+            </w:pPr>
+            <w:r>
+              <w:rPr>
+                <w:sz w:val="24"/>
+                <w:szCs w:val="24"/>
+              </w:rPr>
+              <w:t>Colaborações</w:t>
+            </w:r>
+          </w:p>
+        </w:tc>
+      </w:tr>
+      <w:tr>
+        <w:trPr>
+          <w:trHeight w:val="600"/>
+        </w:trPr>
+        <w:tc>
+          <w:tcPr>
+            <w:tcW w:w="5777" w:type="dxa"/>
+          </w:tcPr>
+          <w:p>
+            <w:pPr>
+              <w:pStyle w:val="TableParagraph"/>
+              <w:numPr>
+                <w:ilvl w:val="0"/>
+                <w:numId w:val="18"/>
+              </w:numPr>
+              <w:tabs>
+                <w:tab w:val="left" w:pos="820"/>
+              </w:tabs>
+              <w:rPr>
+                <w:sz w:val="24"/>
+                <w:szCs w:val="24"/>
+              </w:rPr>
+            </w:pPr>
+            <w:r>
+              <w:rPr>
+                <w:sz w:val="24"/>
+                <w:szCs w:val="24"/>
+              </w:rPr>
+              <w:t>Notificar evento pelo canal de e-mail</w:t>
+            </w:r>
+          </w:p>
+          <w:p>
+            <w:pPr>
+              <w:pStyle w:val="TableParagraph"/>
+              <w:numPr>
+                <w:ilvl w:val="0"/>
+                <w:numId w:val="18"/>
+              </w:numPr>
+              <w:tabs>
+                <w:tab w:val="left" w:pos="820"/>
+              </w:tabs>
+              <w:rPr>
+                <w:sz w:val="24"/>
+                <w:szCs w:val="24"/>
+              </w:rPr>
+            </w:pPr>
+            <w:r>
+              <w:rPr>
+                <w:sz w:val="24"/>
+                <w:szCs w:val="24"/>
+              </w:rPr>
+              <w:t>Retornar canal: EMAIL</w:t>
+            </w:r>
+          </w:p>
+          <w:p>
+            <w:pPr>
+              <w:pStyle w:val="TableParagraph"/>
+              <w:tabs>
+                <w:tab w:val="left" w:pos="820"/>
+              </w:tabs>
+              <w:spacing w:before="100"/>
+              <w:ind w:left="0"/>
+              <w:rPr>
+                <w:sz w:val="24"/>
+                <w:szCs w:val="24"/>
+              </w:rPr>
+            </w:pPr>
+          </w:p>
+        </w:tc>
+        <w:tc>
+          <w:tcPr>
+            <w:tcW w:w="2010" w:type="dxa"/>
+          </w:tcPr>
+          <w:p>
+            <w:pPr>
+              <w:pStyle w:val="TableParagraph"/>
+              <w:spacing w:before="126" w:line="283" w:lineRule="auto"/>
+              <w:ind w:left="97" w:right="403"/>
+              <w:rPr>
+                <w:sz w:val="24"/>
+                <w:szCs w:val="24"/>
+              </w:rPr>
+            </w:pPr>
+            <w:r>
+              <w:rPr>
+                <w:sz w:val="24"/>
+                <w:szCs w:val="24"/>
+              </w:rPr>
+              <w:t>Observador (implementa)</w:t>
+            </w:r>
+          </w:p>
+        </w:tc>
+      </w:tr>
+    </w:tbl>
+    <w:p>
+      <w:pPr>
+        <w:rPr>
+          <w:sz w:val="24"/>
+          <w:szCs w:val="24"/>
+        </w:rPr>
+      </w:pPr>
+    </w:p>
+    <w:tbl>
+      <w:tblPr>
+        <w:tblW w:w="0" w:type="auto"/>
+        <w:tblInd w:w="1462" w:type="dxa"/>
+        <w:tblBorders>
+          <w:top w:val="single" w:sz="8" w:space="0" w:color="000000" w:themeColor="text1"/>
+          <w:left w:val="single" w:sz="8" w:space="0" w:color="000000" w:themeColor="text1"/>
+          <w:bottom w:val="single" w:sz="8" w:space="0" w:color="000000" w:themeColor="text1"/>
+          <w:right w:val="single" w:sz="8" w:space="0" w:color="000000" w:themeColor="text1"/>
+          <w:insideH w:val="single" w:sz="8" w:space="0" w:color="000000" w:themeColor="text1"/>
+          <w:insideV w:val="single" w:sz="8" w:space="0" w:color="000000" w:themeColor="text1"/>
+        </w:tblBorders>
+        <w:tblLook w:val="01E0" w:firstRow="1" w:lastRow="1" w:firstColumn="1" w:lastColumn="1" w:noHBand="0" w:noVBand="0"/>
+      </w:tblPr>
+      <w:tblGrid>
+        <w:gridCol w:w="5777"/>
+        <w:gridCol w:w="2010"/>
+      </w:tblGrid>
+      <w:tr>
+        <w:trPr>
+          <w:trHeight w:val="600"/>
+        </w:trPr>
+        <w:tc>
+          <w:tcPr>
+            <w:tcW w:w="7787" w:type="dxa"/>
+            <w:gridSpan w:val="2"/>
+          </w:tcPr>
+          <w:p>
+            <w:pPr>
+              <w:pStyle w:val="TableParagraph"/>
+              <w:spacing w:before="93"/>
+              <w:ind w:left="100"/>
+              <w:rPr>
+                <w:sz w:val="24"/>
+                <w:szCs w:val="24"/>
+              </w:rPr>
+            </w:pPr>
+            <w:r>
+              <w:rPr>
+                <w:sz w:val="24"/>
+                <w:szCs w:val="24"/>
+              </w:rPr>
+              <w:t>CanalSms</w:t>
+            </w:r>
+          </w:p>
+        </w:tc>
+      </w:tr>
+      <w:tr>
+        <w:trPr>
+          <w:trHeight w:val="471"/>
+        </w:trPr>
+        <w:tc>
+          <w:tcPr>
+            <w:tcW w:w="5777" w:type="dxa"/>
+          </w:tcPr>
+          <w:p>
+            <w:pPr>
+              <w:pStyle w:val="TableParagraph"/>
+              <w:spacing w:before="93"/>
+              <w:ind w:left="100"/>
+              <w:rPr>
+                <w:sz w:val="24"/>
+                <w:szCs w:val="24"/>
+              </w:rPr>
+            </w:pPr>
+            <w:r>
+              <w:rPr>
+                <w:sz w:val="24"/>
+                <w:szCs w:val="24"/>
+              </w:rPr>
+              <w:t>Responsabilidades</w:t>
+            </w:r>
+          </w:p>
+        </w:tc>
+        <w:tc>
+          <w:tcPr>
+            <w:tcW w:w="2010" w:type="dxa"/>
+          </w:tcPr>
+          <w:p>
+            <w:pPr>
+              <w:pStyle w:val="TableParagraph"/>
+              <w:spacing w:before="93"/>
+              <w:ind w:left="97"/>
+              <w:rPr>
+                <w:sz w:val="24"/>
+                <w:szCs w:val="24"/>
+              </w:rPr>
+            </w:pPr>
+            <w:r>
+              <w:rPr>
+                <w:sz w:val="24"/>
+                <w:szCs w:val="24"/>
+              </w:rPr>
+              <w:t>Colaborações</w:t>
+            </w:r>
+          </w:p>
+        </w:tc>
+      </w:tr>
+      <w:tr>
+        <w:trPr>
+          <w:trHeight w:val="600"/>
+        </w:trPr>
+        <w:tc>
+          <w:tcPr>
+            <w:tcW w:w="5777" w:type="dxa"/>
+          </w:tcPr>
+          <w:p>
+            <w:pPr>
+              <w:pStyle w:val="TableParagraph"/>
+              <w:numPr>
+                <w:ilvl w:val="0"/>
+                <w:numId w:val="19"/>
+              </w:numPr>
+              <w:tabs>
+                <w:tab w:val="left" w:pos="820"/>
+              </w:tabs>
+              <w:rPr>
+                <w:sz w:val="24"/>
+                <w:szCs w:val="24"/>
+              </w:rPr>
+            </w:pPr>
+            <w:r>
+              <w:rPr>
+                <w:sz w:val="24"/>
+                <w:szCs w:val="24"/>
+              </w:rPr>
+              <w:t>Notificar evento pelo canal de SMS</w:t>
+            </w:r>
+          </w:p>
+          <w:p>
+            <w:pPr>
+              <w:pStyle w:val="TableParagraph"/>
+              <w:numPr>
+                <w:ilvl w:val="0"/>
+                <w:numId w:val="19"/>
+              </w:numPr>
+              <w:tabs>
+                <w:tab w:val="left" w:pos="820"/>
+              </w:tabs>
+              <w:rPr>
+                <w:sz w:val="24"/>
+                <w:szCs w:val="24"/>
+              </w:rPr>
+            </w:pPr>
+            <w:r>
+              <w:rPr>
+                <w:sz w:val="24"/>
+                <w:szCs w:val="24"/>
+              </w:rPr>
+              <w:t>Retornar canal: SMS</w:t>
+            </w:r>
+          </w:p>
+          <w:p>
+            <w:pPr>
+              <w:pStyle w:val="TableParagraph"/>
+              <w:tabs>
+                <w:tab w:val="left" w:pos="820"/>
+              </w:tabs>
+              <w:spacing w:before="100"/>
+              <w:ind w:left="0"/>
+              <w:rPr>
+                <w:sz w:val="24"/>
+                <w:szCs w:val="24"/>
+              </w:rPr>
+            </w:pPr>
+          </w:p>
+        </w:tc>
+        <w:tc>
+          <w:tcPr>
+            <w:tcW w:w="2010" w:type="dxa"/>
+          </w:tcPr>
+          <w:p>
+            <w:pPr>
+              <w:pStyle w:val="TableParagraph"/>
+              <w:spacing w:before="126" w:line="283" w:lineRule="auto"/>
+              <w:ind w:left="97" w:right="403"/>
+              <w:rPr>
+                <w:sz w:val="24"/>
+                <w:szCs w:val="24"/>
+              </w:rPr>
+            </w:pPr>
+            <w:r>
+              <w:rPr>
+                <w:sz w:val="24"/>
+                <w:szCs w:val="24"/>
+              </w:rPr>
+              <w:t>Observador (implementa)</w:t>
+            </w:r>
+          </w:p>
+        </w:tc>
+      </w:tr>
+    </w:tbl>
+    <w:p>
+      <w:pPr>
+        <w:rPr>
+          <w:sz w:val="24"/>
+          <w:szCs w:val="24"/>
+        </w:rPr>
+      </w:pPr>
+    </w:p>
+    <w:tbl>
+      <w:tblPr>
+        <w:tblW w:w="0" w:type="auto"/>
+        <w:tblInd w:w="1462" w:type="dxa"/>
+        <w:tblBorders>
+          <w:top w:val="single" w:sz="8" w:space="0" w:color="000000" w:themeColor="text1"/>
+          <w:left w:val="single" w:sz="8" w:space="0" w:color="000000" w:themeColor="text1"/>
+          <w:bottom w:val="single" w:sz="8" w:space="0" w:color="000000" w:themeColor="text1"/>
+          <w:right w:val="single" w:sz="8" w:space="0" w:color="000000" w:themeColor="text1"/>
+          <w:insideH w:val="single" w:sz="8" w:space="0" w:color="000000" w:themeColor="text1"/>
+          <w:insideV w:val="single" w:sz="8" w:space="0" w:color="000000" w:themeColor="text1"/>
+        </w:tblBorders>
+        <w:tblLook w:val="01E0" w:firstRow="1" w:lastRow="1" w:firstColumn="1" w:lastColumn="1" w:noHBand="0" w:noVBand="0"/>
+      </w:tblPr>
+      <w:tblGrid>
+        <w:gridCol w:w="5777"/>
+        <w:gridCol w:w="2010"/>
+      </w:tblGrid>
+      <w:tr>
+        <w:trPr>
+          <w:trHeight w:val="600"/>
+        </w:trPr>
+        <w:tc>
+          <w:tcPr>
+            <w:tcW w:w="7787" w:type="dxa"/>
+            <w:gridSpan w:val="2"/>
+          </w:tcPr>
+          <w:p>
+            <w:pPr>
+              <w:pStyle w:val="TableParagraph"/>
+              <w:spacing w:before="93"/>
+              <w:ind w:left="100"/>
+              <w:rPr>
+                <w:sz w:val="24"/>
+                <w:szCs w:val="24"/>
+              </w:rPr>
+            </w:pPr>
+            <w:r>
+              <w:rPr>
+                <w:sz w:val="24"/>
+                <w:szCs w:val="24"/>
+              </w:rPr>
+              <w:t>CanalInterno</w:t>
+            </w:r>
+          </w:p>
+        </w:tc>
+      </w:tr>
+      <w:tr>
+        <w:trPr>
+          <w:trHeight w:val="471"/>
+        </w:trPr>
+        <w:tc>
+          <w:tcPr>
+            <w:tcW w:w="5777" w:type="dxa"/>
+          </w:tcPr>
+          <w:p>
+            <w:pPr>
+              <w:pStyle w:val="TableParagraph"/>
+              <w:spacing w:before="93"/>
+              <w:ind w:left="100"/>
+              <w:rPr>
+                <w:sz w:val="24"/>
+                <w:szCs w:val="24"/>
+              </w:rPr>
+            </w:pPr>
+            <w:r>
+              <w:rPr>
+                <w:sz w:val="24"/>
+                <w:szCs w:val="24"/>
+              </w:rPr>
+              <w:t>Responsabilidades</w:t>
+            </w:r>
+          </w:p>
+        </w:tc>
+        <w:tc>
+          <w:tcPr>
+            <w:tcW w:w="2010" w:type="dxa"/>
+          </w:tcPr>
+          <w:p>
+            <w:pPr>
+              <w:pStyle w:val="TableParagraph"/>
+              <w:spacing w:before="93"/>
+              <w:ind w:left="97"/>
+              <w:rPr>
+                <w:sz w:val="24"/>
+                <w:szCs w:val="24"/>
+              </w:rPr>
+            </w:pPr>
+            <w:r>
+              <w:rPr>
+                <w:sz w:val="24"/>
+                <w:szCs w:val="24"/>
+              </w:rPr>
+              <w:t>Colaborações</w:t>
+            </w:r>
+          </w:p>
+        </w:tc>
+      </w:tr>
+      <w:tr>
+        <w:trPr>
+          <w:trHeight w:val="600"/>
+        </w:trPr>
+        <w:tc>
+          <w:tcPr>
+            <w:tcW w:w="5777" w:type="dxa"/>
+          </w:tcPr>
+          <w:p>
+            <w:pPr>
+              <w:pStyle w:val="TableParagraph"/>
+              <w:numPr>
+                <w:ilvl w:val="0"/>
+                <w:numId w:val="20"/>
+              </w:numPr>
+              <w:tabs>
+                <w:tab w:val="left" w:pos="820"/>
+              </w:tabs>
+              <w:rPr>
+                <w:sz w:val="24"/>
+                <w:szCs w:val="24"/>
+              </w:rPr>
+            </w:pPr>
+            <w:r>
+              <w:rPr>
+                <w:sz w:val="24"/>
+                <w:szCs w:val="24"/>
+              </w:rPr>
+              <w:t>Notificar evento por notificação interna</w:t>
+            </w:r>
+          </w:p>
+          <w:p>
+            <w:pPr>
+              <w:pStyle w:val="TableParagraph"/>
+              <w:numPr>
+                <w:ilvl w:val="0"/>
+                <w:numId w:val="20"/>
+              </w:numPr>
+              <w:tabs>
+                <w:tab w:val="left" w:pos="820"/>
+              </w:tabs>
+              <w:rPr>
+                <w:sz w:val="24"/>
+                <w:szCs w:val="24"/>
+              </w:rPr>
+            </w:pPr>
+            <w:r>
+              <w:rPr>
+                <w:sz w:val="24"/>
+                <w:szCs w:val="24"/>
+              </w:rPr>
+              <w:t>Retornar canal: INTERNA</w:t>
+            </w:r>
+          </w:p>
+          <w:p>
+            <w:pPr>
+              <w:pStyle w:val="TableParagraph"/>
+              <w:tabs>
+                <w:tab w:val="left" w:pos="820"/>
+              </w:tabs>
+              <w:spacing w:before="100"/>
+              <w:ind w:left="0"/>
+              <w:rPr>
+                <w:sz w:val="24"/>
+                <w:szCs w:val="24"/>
+              </w:rPr>
+            </w:pPr>
+          </w:p>
+        </w:tc>
+        <w:tc>
+          <w:tcPr>
+            <w:tcW w:w="2010" w:type="dxa"/>
+          </w:tcPr>
+          <w:p>
+            <w:pPr>
+              <w:pStyle w:val="TableParagraph"/>
+              <w:spacing w:before="126" w:line="283" w:lineRule="auto"/>
+              <w:ind w:left="97" w:right="403"/>
+              <w:rPr>
+                <w:sz w:val="24"/>
+                <w:szCs w:val="24"/>
+              </w:rPr>
+            </w:pPr>
+            <w:r>
+              <w:rPr>
+                <w:sz w:val="24"/>
+                <w:szCs w:val="24"/>
+              </w:rPr>
+              <w:t>Observador (implementa)</w:t>
+            </w:r>
+          </w:p>
+        </w:tc>
+      </w:tr>
+    </w:tbl>
+    <w:p>
+      <w:pPr>
+        <w:rPr>
+          <w:sz w:val="24"/>
+          <w:szCs w:val="24"/>
+        </w:rPr>
+      </w:pPr>
+    </w:p>
+    <w:tbl>
+      <w:tblPr>
+        <w:tblW w:w="0" w:type="auto"/>
+        <w:tblInd w:w="1462" w:type="dxa"/>
+        <w:tblBorders>
+          <w:top w:val="single" w:sz="8" w:space="0" w:color="000000" w:themeColor="text1"/>
+          <w:left w:val="single" w:sz="8" w:space="0" w:color="000000" w:themeColor="text1"/>
+          <w:bottom w:val="single" w:sz="8" w:space="0" w:color="000000" w:themeColor="text1"/>
+          <w:right w:val="single" w:sz="8" w:space="0" w:color="000000" w:themeColor="text1"/>
+          <w:insideH w:val="single" w:sz="8" w:space="0" w:color="000000" w:themeColor="text1"/>
+          <w:insideV w:val="single" w:sz="8" w:space="0" w:color="000000" w:themeColor="text1"/>
+        </w:tblBorders>
+        <w:tblLook w:val="01E0" w:firstRow="1" w:lastRow="1" w:firstColumn="1" w:lastColumn="1" w:noHBand="0" w:noVBand="0"/>
+      </w:tblPr>
+      <w:tblGrid>
+        <w:gridCol w:w="5046"/>
+        <w:gridCol w:w="2783"/>
+      </w:tblGrid>
+      <w:tr>
+        <w:trPr>
+          <w:trHeight w:val="600"/>
+        </w:trPr>
+        <w:tc>
+          <w:tcPr>
+            <w:tcW w:w="7787" w:type="dxa"/>
+            <w:gridSpan w:val="2"/>
+          </w:tcPr>
+          <w:p>
+            <w:pPr>
+              <w:pStyle w:val="TableParagraph"/>
+              <w:spacing w:before="93"/>
+              <w:ind w:left="100"/>
+              <w:rPr>
+                <w:sz w:val="24"/>
+                <w:szCs w:val="24"/>
+              </w:rPr>
+            </w:pPr>
+            <w:r>
+              <w:rPr>
+                <w:sz w:val="24"/>
+                <w:szCs w:val="24"/>
+              </w:rPr>
+              <w:lastRenderedPageBreak/>
+              <w:t>CentralNotificacoes</w:t>
+            </w:r>
+          </w:p>
+        </w:tc>
+      </w:tr>
+      <w:tr>
+        <w:trPr>
+          <w:trHeight w:val="471"/>
+        </w:trPr>
+        <w:tc>
+          <w:tcPr>
+            <w:tcW w:w="5777" w:type="dxa"/>
+          </w:tcPr>
+          <w:p>
+            <w:pPr>
+              <w:pStyle w:val="TableParagraph"/>
+              <w:spacing w:before="93"/>
+              <w:ind w:left="100"/>
+              <w:rPr>
+                <w:sz w:val="24"/>
+                <w:szCs w:val="24"/>
+              </w:rPr>
+            </w:pPr>
+            <w:r>
+              <w:rPr>
+                <w:sz w:val="24"/>
+                <w:szCs w:val="24"/>
+              </w:rPr>
+              <w:t>Responsabilidades</w:t>
+            </w:r>
+          </w:p>
+        </w:tc>
+        <w:tc>
+          <w:tcPr>
+            <w:tcW w:w="2010" w:type="dxa"/>
+          </w:tcPr>
+          <w:p>
+            <w:pPr>
+              <w:pStyle w:val="TableParagraph"/>
+              <w:spacing w:before="93"/>
+              <w:ind w:left="97"/>
+              <w:rPr>
+                <w:sz w:val="24"/>
+                <w:szCs w:val="24"/>
+              </w:rPr>
+            </w:pPr>
+            <w:r>
+              <w:rPr>
+                <w:sz w:val="24"/>
+                <w:szCs w:val="24"/>
+              </w:rPr>
+              <w:t>Colaborações</w:t>
+            </w:r>
+          </w:p>
+        </w:tc>
+      </w:tr>
+      <w:tr>
+        <w:trPr>
+          <w:trHeight w:val="600"/>
+        </w:trPr>
+        <w:tc>
+          <w:tcPr>
+            <w:tcW w:w="5777" w:type="dxa"/>
+          </w:tcPr>
+          <w:p>
+            <w:pPr>
+              <w:pStyle w:val="TableParagraph"/>
+              <w:numPr>
+                <w:ilvl w:val="0"/>
+                <w:numId w:val="21"/>
+              </w:numPr>
+              <w:tabs>
+                <w:tab w:val="left" w:pos="820"/>
+              </w:tabs>
+              <w:rPr>
+                <w:sz w:val="24"/>
+                <w:szCs w:val="24"/>
+              </w:rPr>
+            </w:pPr>
+            <w:r>
+              <w:rPr>
+                <w:sz w:val="24"/>
+                <w:szCs w:val="24"/>
+              </w:rPr>
+              <w:t>Manter a lista de observadores (canais)</w:t>
+            </w:r>
+          </w:p>
+          <w:p>
+            <w:pPr>
+              <w:pStyle w:val="TableParagraph"/>
+              <w:numPr>
+                <w:ilvl w:val="0"/>
+                <w:numId w:val="21"/>
+              </w:numPr>
+              <w:tabs>
+                <w:tab w:val="left" w:pos="820"/>
+              </w:tabs>
+              <w:rPr>
+                <w:sz w:val="24"/>
+                <w:szCs w:val="24"/>
+              </w:rPr>
+            </w:pPr>
+            <w:r>
+              <w:rPr>
+                <w:sz w:val="24"/>
+                <w:szCs w:val="24"/>
+              </w:rPr>
+              <w:t>Adicionar e remover observadores</w:t>
+            </w:r>
+          </w:p>
+          <w:p>
+            <w:pPr>
+              <w:pStyle w:val="TableParagraph"/>
+              <w:numPr>
+                <w:ilvl w:val="0"/>
+                <w:numId w:val="21"/>
+              </w:numPr>
+              <w:tabs>
+                <w:tab w:val="left" w:pos="820"/>
+              </w:tabs>
+              <w:rPr>
+                <w:sz w:val="24"/>
+                <w:szCs w:val="24"/>
+              </w:rPr>
+            </w:pPr>
+            <w:r>
+              <w:rPr>
+                <w:sz w:val="24"/>
+                <w:szCs w:val="24"/>
+              </w:rPr>
+              <w:t>Disparar um evento a todos os canais ativos</w:t>
+            </w:r>
+          </w:p>
+          <w:p>
+            <w:pPr>
+              <w:pStyle w:val="TableParagraph"/>
+              <w:numPr>
+                <w:ilvl w:val="0"/>
+                <w:numId w:val="21"/>
+              </w:numPr>
+              <w:tabs>
+                <w:tab w:val="left" w:pos="820"/>
+              </w:tabs>
+              <w:rPr>
+                <w:sz w:val="24"/>
+                <w:szCs w:val="24"/>
+              </w:rPr>
+            </w:pPr>
+            <w:r>
+              <w:rPr>
+                <w:sz w:val="24"/>
+                <w:szCs w:val="24"/>
+              </w:rPr>
+              <w:t>Consultar a configuração para saber os canais ativos</w:t>
+            </w:r>
+          </w:p>
+          <w:p>
+            <w:pPr>
+              <w:pStyle w:val="TableParagraph"/>
+              <w:tabs>
+                <w:tab w:val="left" w:pos="820"/>
+              </w:tabs>
+              <w:spacing w:before="100"/>
+              <w:ind w:left="0"/>
+              <w:rPr>
+                <w:sz w:val="24"/>
+                <w:szCs w:val="24"/>
+              </w:rPr>
+            </w:pPr>
+          </w:p>
+        </w:tc>
+        <w:tc>
+          <w:tcPr>
+            <w:tcW w:w="2010" w:type="dxa"/>
+          </w:tcPr>
+          <w:p>
+            <w:pPr>
+              <w:pStyle w:val="TableParagraph"/>
+              <w:spacing w:before="126" w:line="283" w:lineRule="auto"/>
+              <w:ind w:left="97" w:right="403"/>
+              <w:rPr>
+                <w:sz w:val="24"/>
+                <w:szCs w:val="24"/>
+              </w:rPr>
+            </w:pPr>
+            <w:r>
+              <w:rPr>
+                <w:sz w:val="24"/>
+                <w:szCs w:val="24"/>
+              </w:rPr>
+              <w:t>Observador</w:t>
+            </w:r>
+          </w:p>
+          <w:p>
+            <w:pPr>
+              <w:pStyle w:val="TableParagraph"/>
+              <w:spacing w:before="126" w:line="283" w:lineRule="auto"/>
+              <w:ind w:left="97" w:right="403"/>
+              <w:rPr>
+                <w:sz w:val="24"/>
+                <w:szCs w:val="24"/>
+              </w:rPr>
+            </w:pPr>
+            <w:r>
+              <w:rPr>
+                <w:sz w:val="24"/>
+                <w:szCs w:val="24"/>
+              </w:rPr>
+              <w:t>CanalEmail</w:t>
+            </w:r>
+          </w:p>
+          <w:p>
+            <w:pPr>
+              <w:pStyle w:val="TableParagraph"/>
+              <w:spacing w:before="126" w:line="283" w:lineRule="auto"/>
+              <w:ind w:left="97" w:right="403"/>
+              <w:rPr>
+                <w:sz w:val="24"/>
+                <w:szCs w:val="24"/>
+              </w:rPr>
+            </w:pPr>
+            <w:r>
+              <w:rPr>
+                <w:sz w:val="24"/>
+                <w:szCs w:val="24"/>
+              </w:rPr>
+              <w:t>CanalSms</w:t>
+            </w:r>
+          </w:p>
+          <w:p>
+            <w:pPr>
+              <w:pStyle w:val="TableParagraph"/>
+              <w:spacing w:before="126" w:line="283" w:lineRule="auto"/>
+              <w:ind w:left="97" w:right="403"/>
+              <w:rPr>
+                <w:sz w:val="24"/>
+                <w:szCs w:val="24"/>
+              </w:rPr>
+            </w:pPr>
+            <w:r>
+              <w:rPr>
+                <w:sz w:val="24"/>
+                <w:szCs w:val="24"/>
+              </w:rPr>
+              <w:t>CanalInterno</w:t>
+            </w:r>
+          </w:p>
+          <w:p>
+            <w:pPr>
+              <w:pStyle w:val="TableParagraph"/>
+              <w:spacing w:before="126" w:line="283" w:lineRule="auto"/>
+              <w:ind w:left="97" w:right="403"/>
+              <w:rPr>
+                <w:sz w:val="24"/>
+                <w:szCs w:val="24"/>
+              </w:rPr>
+            </w:pPr>
+            <w:r>
+              <w:rPr>
+                <w:sz w:val="24"/>
+                <w:szCs w:val="24"/>
+              </w:rPr>
+              <w:t>ConfiguracaoSistema</w:t>
+            </w:r>
+          </w:p>
+        </w:tc>
+      </w:tr>
+    </w:tbl>
+    <w:p>
+      <w:pPr>
+        <w:rPr>
+          <w:sz w:val="24"/>
+          <w:szCs w:val="24"/>
+        </w:rPr>
+      </w:pPr>
+    </w:p>
+    <w:p>
+      <w:pPr>
+        <w:pStyle w:val="PargrafodaLista"/>
+        <w:numPr>
+          <w:ilvl w:val="1"/>
+          <w:numId w:val="8"/>
+        </w:numPr>
+        <w:tabs>
+          <w:tab w:val="left" w:pos="1442"/>
+        </w:tabs>
+        <w:rPr>
+          <w:rFonts w:ascii="Times New Roman" w:hAnsi="Times New Roman" w:cs="Times New Roman"/>
+          <w:sz w:val="24"/>
+          <w:szCs w:val="24"/>
+        </w:rPr>
+      </w:pPr>
+      <w:r>
+        <w:rPr>
+          <w:rFonts w:ascii="Times New Roman" w:hAnsi="Times New Roman" w:cs="Times New Roman"/>
+          <w:sz w:val="24"/>
+          <w:szCs w:val="24"/>
+        </w:rPr>
+        <w:t>Cartões CRC - Padrão Singleton: Configuração Global</w:t>
+      </w:r>
+    </w:p>
+    <w:tbl>
+      <w:tblPr>
+        <w:tblW w:w="0" w:type="auto"/>
+        <w:tblInd w:w="1462" w:type="dxa"/>
+        <w:tblBorders>
+          <w:top w:val="single" w:sz="8" w:space="0" w:color="000000" w:themeColor="text1"/>
+          <w:left w:val="single" w:sz="8" w:space="0" w:color="000000" w:themeColor="text1"/>
+          <w:bottom w:val="single" w:sz="8" w:space="0" w:color="000000" w:themeColor="text1"/>
+          <w:right w:val="single" w:sz="8" w:space="0" w:color="000000" w:themeColor="text1"/>
+          <w:insideH w:val="single" w:sz="8" w:space="0" w:color="000000" w:themeColor="text1"/>
+          <w:insideV w:val="single" w:sz="8" w:space="0" w:color="000000" w:themeColor="text1"/>
+        </w:tblBorders>
+        <w:tblLook w:val="01E0" w:firstRow="1" w:lastRow="1" w:firstColumn="1" w:lastColumn="1" w:noHBand="0" w:noVBand="0"/>
+      </w:tblPr>
+      <w:tblGrid>
+        <w:gridCol w:w="5193"/>
+        <w:gridCol w:w="2636"/>
+      </w:tblGrid>
+      <w:tr>
+        <w:trPr>
+          <w:trHeight w:val="600"/>
+        </w:trPr>
+        <w:tc>
+          <w:tcPr>
+            <w:tcW w:w="7787" w:type="dxa"/>
+            <w:gridSpan w:val="2"/>
+          </w:tcPr>
+          <w:p>
+            <w:pPr>
+              <w:pStyle w:val="TableParagraph"/>
+              <w:spacing w:before="93"/>
+              <w:ind w:left="100"/>
+              <w:rPr>
+                <w:sz w:val="24"/>
+                <w:szCs w:val="24"/>
+              </w:rPr>
+            </w:pPr>
+            <w:r>
+              <w:rPr>
+                <w:sz w:val="24"/>
+                <w:szCs w:val="24"/>
+              </w:rPr>
+              <w:t>ConfiguracaoSistema «Singleton»</w:t>
+            </w:r>
+          </w:p>
+        </w:tc>
+      </w:tr>
+      <w:tr>
+        <w:trPr>
+          <w:trHeight w:val="471"/>
+        </w:trPr>
+        <w:tc>
+          <w:tcPr>
+            <w:tcW w:w="5777" w:type="dxa"/>
+          </w:tcPr>
+          <w:p>
+            <w:pPr>
+              <w:pStyle w:val="TableParagraph"/>
+              <w:spacing w:before="93"/>
+              <w:ind w:left="100"/>
+              <w:rPr>
+                <w:sz w:val="24"/>
+                <w:szCs w:val="24"/>
+              </w:rPr>
+            </w:pPr>
+            <w:r>
+              <w:rPr>
+                <w:sz w:val="24"/>
+                <w:szCs w:val="24"/>
+              </w:rPr>
+              <w:t>Responsabilidades</w:t>
+            </w:r>
+          </w:p>
+        </w:tc>
+        <w:tc>
+          <w:tcPr>
+            <w:tcW w:w="2010" w:type="dxa"/>
+          </w:tcPr>
+          <w:p>
+            <w:pPr>
+              <w:pStyle w:val="TableParagraph"/>
+              <w:spacing w:before="93"/>
+              <w:ind w:left="97"/>
+              <w:rPr>
+                <w:sz w:val="24"/>
+                <w:szCs w:val="24"/>
+              </w:rPr>
+            </w:pPr>
+            <w:r>
+              <w:rPr>
+                <w:sz w:val="24"/>
+                <w:szCs w:val="24"/>
+              </w:rPr>
+              <w:t>Colaborações</w:t>
+            </w:r>
+          </w:p>
+        </w:tc>
+      </w:tr>
+      <w:tr>
+        <w:trPr>
+          <w:trHeight w:val="600"/>
+        </w:trPr>
+        <w:tc>
+          <w:tcPr>
+            <w:tcW w:w="5777" w:type="dxa"/>
+          </w:tcPr>
+          <w:p>
+            <w:pPr>
+              <w:pStyle w:val="TableParagraph"/>
+              <w:numPr>
+                <w:ilvl w:val="0"/>
+                <w:numId w:val="22"/>
+              </w:numPr>
+              <w:tabs>
+                <w:tab w:val="left" w:pos="820"/>
+              </w:tabs>
+              <w:rPr>
+                <w:sz w:val="24"/>
+                <w:szCs w:val="24"/>
+              </w:rPr>
+            </w:pPr>
+            <w:r>
+              <w:rPr>
+                <w:sz w:val="24"/>
+                <w:szCs w:val="24"/>
+              </w:rPr>
+              <w:t>Garantir uma única instância no sistema</w:t>
+            </w:r>
+          </w:p>
+          <w:p>
+            <w:pPr>
+              <w:pStyle w:val="TableParagraph"/>
+              <w:numPr>
+                <w:ilvl w:val="0"/>
+                <w:numId w:val="22"/>
+              </w:numPr>
+              <w:tabs>
+                <w:tab w:val="left" w:pos="820"/>
+              </w:tabs>
+              <w:rPr>
+                <w:sz w:val="24"/>
+                <w:szCs w:val="24"/>
+              </w:rPr>
+            </w:pPr>
+            <w:r>
+              <w:rPr>
+                <w:sz w:val="24"/>
+                <w:szCs w:val="24"/>
+              </w:rPr>
+              <w:t>Conhecer o nome do sistema</w:t>
+            </w:r>
+          </w:p>
+          <w:p>
+            <w:pPr>
+              <w:pStyle w:val="TableParagraph"/>
+              <w:numPr>
+                <w:ilvl w:val="0"/>
+                <w:numId w:val="22"/>
+              </w:numPr>
+              <w:tabs>
+                <w:tab w:val="left" w:pos="820"/>
+              </w:tabs>
+              <w:rPr>
+                <w:sz w:val="24"/>
+                <w:szCs w:val="24"/>
+              </w:rPr>
+            </w:pPr>
+            <w:r>
+              <w:rPr>
+                <w:sz w:val="24"/>
+                <w:szCs w:val="24"/>
+              </w:rPr>
+              <w:t>Conhecer a moeda utilizada</w:t>
+            </w:r>
+          </w:p>
+          <w:p>
+            <w:pPr>
+              <w:pStyle w:val="TableParagraph"/>
+              <w:numPr>
+                <w:ilvl w:val="0"/>
+                <w:numId w:val="22"/>
+              </w:numPr>
+              <w:tabs>
+                <w:tab w:val="left" w:pos="820"/>
+              </w:tabs>
+              <w:rPr>
+                <w:sz w:val="24"/>
+                <w:szCs w:val="24"/>
+              </w:rPr>
+            </w:pPr>
+            <w:r>
+              <w:rPr>
+                <w:sz w:val="24"/>
+                <w:szCs w:val="24"/>
+              </w:rPr>
+              <w:t>Conhecer a lista de canais de notificação ativos</w:t>
+            </w:r>
+          </w:p>
+          <w:p>
+            <w:pPr>
+              <w:pStyle w:val="TableParagraph"/>
+              <w:numPr>
+                <w:ilvl w:val="0"/>
+                <w:numId w:val="22"/>
+              </w:numPr>
+              <w:tabs>
+                <w:tab w:val="left" w:pos="820"/>
+              </w:tabs>
+              <w:rPr>
+                <w:sz w:val="24"/>
+                <w:szCs w:val="24"/>
+              </w:rPr>
+            </w:pPr>
+            <w:r>
+              <w:rPr>
+                <w:sz w:val="24"/>
+                <w:szCs w:val="24"/>
+              </w:rPr>
+              <w:t>Informar se um canal está ativo</w:t>
+            </w:r>
+          </w:p>
+          <w:p>
+            <w:pPr>
+              <w:pStyle w:val="TableParagraph"/>
+              <w:tabs>
+                <w:tab w:val="left" w:pos="820"/>
+              </w:tabs>
+              <w:spacing w:before="100"/>
+              <w:ind w:left="0"/>
+              <w:rPr>
+                <w:sz w:val="24"/>
+                <w:szCs w:val="24"/>
+              </w:rPr>
+            </w:pPr>
+          </w:p>
+        </w:tc>
+        <w:tc>
+          <w:tcPr>
+            <w:tcW w:w="2010" w:type="dxa"/>
+          </w:tcPr>
+          <w:p>
+            <w:pPr>
+              <w:pStyle w:val="TableParagraph"/>
+              <w:spacing w:before="126" w:line="283" w:lineRule="auto"/>
+              <w:ind w:left="97" w:right="403"/>
+              <w:rPr>
+                <w:sz w:val="24"/>
+                <w:szCs w:val="24"/>
+              </w:rPr>
+            </w:pPr>
+            <w:r>
+              <w:rPr>
+                <w:sz w:val="24"/>
+                <w:szCs w:val="24"/>
+              </w:rPr>
+              <w:t>CentralNotificacoes</w:t>
+            </w:r>
           </w:p>
         </w:tc>
       </w:tr>
@@ -8775,7 +11290,7 @@
         </mc:Choice>
         <mc:Fallback>
           <w:pict>
-            <v:shape w14:anchorId="030A1829" id="Graphic 1" o:spid="_x0000_s1026" style="position:absolute;margin-left:85.1pt;margin-top:76.4pt;width:451.1pt;height:3pt;z-index:-251659264;visibility:visible;mso-wrap-style:square;mso-wrap-distance-left:0;mso-wrap-distance-top:0;mso-wrap-distance-right:0;mso-wrap-distance-bottom:0;mso-position-horizontal:absolute;mso-position-horizontal-relative:page;mso-position-vertical:absolute;mso-position-vertical-relative:page;v-text-anchor:top" coordsize="5728970,38100" o:gfxdata="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" path="m3143504,l,,,38100r3143504,l3143504,xem3810622,l3156267,r-12700,l3143567,12700r12700,l3810622,12700r,-12700xem5728652,r-12700,l3823398,r-12700,l3810698,12700r12700,l5715952,12700r12700,l5728652,xe" fillcolor="black" stroked="f">
+            <v:shape w14:anchorId="22DB5FBC" id="Graphic 1" o:spid="_x0000_s1026" style="position:absolute;margin-left:85.1pt;margin-top:76.4pt;width:451.1pt;height:3pt;z-index:-251659264;visibility:visible;mso-wrap-style:square;mso-wrap-distance-left:0;mso-wrap-distance-top:0;mso-wrap-distance-right:0;mso-wrap-distance-bottom:0;mso-position-horizontal:absolute;mso-position-horizontal-relative:page;mso-position-vertical:absolute;mso-position-vertical-relative:page;v-text-anchor:top" coordsize="5728970,38100" o:gfxdata="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" path="m3143504,l,,,38100r3143504,l3143504,xem3810622,l3156267,r-12700,l3143567,12700r12700,l3810622,12700r,-12700xem5728652,r-12700,l3823398,r-12700,l3810698,12700r12700,l5715952,12700r12700,l5728652,xe" fillcolor="black" stroked="f">
               <v:path arrowok="t"/>
               <w10:wrap anchorx="page" anchory="page"/>
             </v:shape>
@@ -9735,6 +12250,952 @@
     </w:lvl>
   </w:abstractNum>
   <w:abstractNum w:abstractNumId="7" w15:restartNumberingAfterBreak="0">
+    <w:nsid w:val="40000000"/>
+    <w:multiLevelType w:val="hybridMultilevel"/>
+    <w:tmpl w:val="40001000"/>
+    <w:lvl w:ilvl="0" w:tplc="0416000F">
+      <w:start w:val="1"/>
+      <w:numFmt w:val="decimal"/>
+      <w:lvlText w:val="%1."/>
+      <w:lvlJc w:val="left"/>
+      <w:pPr>
+        <w:ind w:left="720" w:hanging="360"/>
+      </w:pPr>
+    </w:lvl>
+    <w:lvl w:ilvl="1" w:tplc="04160019" w:tentative="1">
+      <w:start w:val="1"/>
+      <w:numFmt w:val="lowerLetter"/>
+      <w:lvlText w:val="%2."/>
+      <w:lvlJc w:val="left"/>
+      <w:pPr>
+        <w:ind w:left="1440" w:hanging="360"/>
+      </w:pPr>
+    </w:lvl>
+    <w:lvl w:ilvl="2" w:tplc="0416001B" w:tentative="1">
+      <w:start w:val="1"/>
+      <w:numFmt w:val="lowerRoman"/>
+      <w:lvlText w:val="%3."/>
+      <w:lvlJc w:val="right"/>
+      <w:pPr>
+        <w:ind w:left="2160" w:hanging="180"/>
+      </w:pPr>
+    </w:lvl>
+    <w:lvl w:ilvl="3" w:tplc="0416000F" w:tentative="1">
+      <w:start w:val="1"/>
+      <w:numFmt w:val="decimal"/>
+      <w:lvlText w:val="%4."/>
+      <w:lvlJc w:val="left"/>
+      <w:pPr>
+        <w:ind w:left="2880" w:hanging="360"/>
+      </w:pPr>
+    </w:lvl>
+    <w:lvl w:ilvl="4" w:tplc="04160019" w:tentative="1">
+      <w:start w:val="1"/>
+      <w:numFmt w:val="lowerLetter"/>
+      <w:lvlText w:val="%5."/>
+      <w:lvlJc w:val="left"/>
+      <w:pPr>
+        <w:ind w:left="3600" w:hanging="360"/>
+      </w:pPr>
+    </w:lvl>
+    <w:lvl w:ilvl="5" w:tplc="0416001B" w:tentative="1">
+      <w:start w:val="1"/>
+      <w:numFmt w:val="lowerRoman"/>
+      <w:lvlText w:val="%6."/>
+      <w:lvlJc w:val="right"/>
+      <w:pPr>
+        <w:ind w:left="4320" w:hanging="180"/>
+      </w:pPr>
+    </w:lvl>
+    <w:lvl w:ilvl="6" w:tplc="0416000F" w:tentative="1">
+      <w:start w:val="1"/>
+      <w:numFmt w:val="decimal"/>
+      <w:lvlText w:val="%7."/>
+      <w:lvlJc w:val="left"/>
+      <w:pPr>
+        <w:ind w:left="5040" w:hanging="360"/>
+      </w:pPr>
+    </w:lvl>
+    <w:lvl w:ilvl="7" w:tplc="04160019" w:tentative="1">
+      <w:start w:val="1"/>
+      <w:numFmt w:val="lowerLetter"/>
+      <w:lvlText w:val="%8."/>
+      <w:lvlJc w:val="left"/>
+      <w:pPr>
+        <w:ind w:left="5760" w:hanging="360"/>
+      </w:pPr>
+    </w:lvl>
+    <w:lvl w:ilvl="8" w:tplc="0416001B" w:tentative="1">
+      <w:start w:val="1"/>
+      <w:numFmt w:val="lowerRoman"/>
+      <w:lvlText w:val="%9."/>
+      <w:lvlJc w:val="right"/>
+      <w:pPr>
+        <w:ind w:left="6480" w:hanging="180"/>
+      </w:pPr>
+    </w:lvl>
+  </w:abstractNum>
+  <w:abstractNum w:abstractNumId="8" w15:restartNumberingAfterBreak="0">
+    <w:nsid w:val="40000001"/>
+    <w:multiLevelType w:val="hybridMultilevel"/>
+    <w:tmpl w:val="40001001"/>
+    <w:lvl w:ilvl="0" w:tplc="0416000F">
+      <w:start w:val="1"/>
+      <w:numFmt w:val="decimal"/>
+      <w:lvlText w:val="%1."/>
+      <w:lvlJc w:val="left"/>
+      <w:pPr>
+        <w:ind w:left="720" w:hanging="360"/>
+      </w:pPr>
+    </w:lvl>
+    <w:lvl w:ilvl="1" w:tplc="04160019" w:tentative="1">
+      <w:start w:val="1"/>
+      <w:numFmt w:val="lowerLetter"/>
+      <w:lvlText w:val="%2."/>
+      <w:lvlJc w:val="left"/>
+      <w:pPr>
+        <w:ind w:left="1440" w:hanging="360"/>
+      </w:pPr>
+    </w:lvl>
+    <w:lvl w:ilvl="2" w:tplc="0416001B" w:tentative="1">
+      <w:start w:val="1"/>
+      <w:numFmt w:val="lowerRoman"/>
+      <w:lvlText w:val="%3."/>
+      <w:lvlJc w:val="right"/>
+      <w:pPr>
+        <w:ind w:left="2160" w:hanging="180"/>
+      </w:pPr>
+    </w:lvl>
+    <w:lvl w:ilvl="3" w:tplc="0416000F" w:tentative="1">
+      <w:start w:val="1"/>
+      <w:numFmt w:val="decimal"/>
+      <w:lvlText w:val="%4."/>
+      <w:lvlJc w:val="left"/>
+      <w:pPr>
+        <w:ind w:left="2880" w:hanging="360"/>
+      </w:pPr>
+    </w:lvl>
+    <w:lvl w:ilvl="4" w:tplc="04160019" w:tentative="1">
+      <w:start w:val="1"/>
+      <w:numFmt w:val="lowerLetter"/>
+      <w:lvlText w:val="%5."/>
+      <w:lvlJc w:val="left"/>
+      <w:pPr>
+        <w:ind w:left="3600" w:hanging="360"/>
+      </w:pPr>
+    </w:lvl>
+    <w:lvl w:ilvl="5" w:tplc="0416001B" w:tentative="1">
+      <w:start w:val="1"/>
+      <w:numFmt w:val="lowerRoman"/>
+      <w:lvlText w:val="%6."/>
+      <w:lvlJc w:val="right"/>
+      <w:pPr>
+        <w:ind w:left="4320" w:hanging="180"/>
+      </w:pPr>
+    </w:lvl>
+    <w:lvl w:ilvl="6" w:tplc="0416000F" w:tentative="1">
+      <w:start w:val="1"/>
+      <w:numFmt w:val="decimal"/>
+      <w:lvlText w:val="%7."/>
+      <w:lvlJc w:val="left"/>
+      <w:pPr>
+        <w:ind w:left="5040" w:hanging="360"/>
+      </w:pPr>
+    </w:lvl>
+    <w:lvl w:ilvl="7" w:tplc="04160019" w:tentative="1">
+      <w:start w:val="1"/>
+      <w:numFmt w:val="lowerLetter"/>
+      <w:lvlText w:val="%8."/>
+      <w:lvlJc w:val="left"/>
+      <w:pPr>
+        <w:ind w:left="5760" w:hanging="360"/>
+      </w:pPr>
+    </w:lvl>
+    <w:lvl w:ilvl="8" w:tplc="0416001B" w:tentative="1">
+      <w:start w:val="1"/>
+      <w:numFmt w:val="lowerRoman"/>
+      <w:lvlText w:val="%9."/>
+      <w:lvlJc w:val="right"/>
+      <w:pPr>
+        <w:ind w:left="6480" w:hanging="180"/>
+      </w:pPr>
+    </w:lvl>
+  </w:abstractNum>
+  <w:abstractNum w:abstractNumId="9" w15:restartNumberingAfterBreak="0">
+    <w:nsid w:val="40000002"/>
+    <w:multiLevelType w:val="hybridMultilevel"/>
+    <w:tmpl w:val="40001002"/>
+    <w:lvl w:ilvl="0" w:tplc="0416000F">
+      <w:start w:val="1"/>
+      <w:numFmt w:val="decimal"/>
+      <w:lvlText w:val="%1."/>
+      <w:lvlJc w:val="left"/>
+      <w:pPr>
+        <w:ind w:left="720" w:hanging="360"/>
+      </w:pPr>
+    </w:lvl>
+    <w:lvl w:ilvl="1" w:tplc="04160019" w:tentative="1">
+      <w:start w:val="1"/>
+      <w:numFmt w:val="lowerLetter"/>
+      <w:lvlText w:val="%2."/>
+      <w:lvlJc w:val="left"/>
+      <w:pPr>
+        <w:ind w:left="1440" w:hanging="360"/>
+      </w:pPr>
+    </w:lvl>
+    <w:lvl w:ilvl="2" w:tplc="0416001B" w:tentative="1">
+      <w:start w:val="1"/>
+      <w:numFmt w:val="lowerRoman"/>
+      <w:lvlText w:val="%3."/>
+      <w:lvlJc w:val="right"/>
+      <w:pPr>
+        <w:ind w:left="2160" w:hanging="180"/>
+      </w:pPr>
+    </w:lvl>
+    <w:lvl w:ilvl="3" w:tplc="0416000F" w:tentative="1">
+      <w:start w:val="1"/>
+      <w:numFmt w:val="decimal"/>
+      <w:lvlText w:val="%4."/>
+      <w:lvlJc w:val="left"/>
+      <w:pPr>
+        <w:ind w:left="2880" w:hanging="360"/>
+      </w:pPr>
+    </w:lvl>
+    <w:lvl w:ilvl="4" w:tplc="04160019" w:tentative="1">
+      <w:start w:val="1"/>
+      <w:numFmt w:val="lowerLetter"/>
+      <w:lvlText w:val="%5."/>
+      <w:lvlJc w:val="left"/>
+      <w:pPr>
+        <w:ind w:left="3600" w:hanging="360"/>
+      </w:pPr>
+    </w:lvl>
+    <w:lvl w:ilvl="5" w:tplc="0416001B" w:tentative="1">
+      <w:start w:val="1"/>
+      <w:numFmt w:val="lowerRoman"/>
+      <w:lvlText w:val="%6."/>
+      <w:lvlJc w:val="right"/>
+      <w:pPr>
+        <w:ind w:left="4320" w:hanging="180"/>
+      </w:pPr>
+    </w:lvl>
+    <w:lvl w:ilvl="6" w:tplc="0416000F" w:tentative="1">
+      <w:start w:val="1"/>
+      <w:numFmt w:val="decimal"/>
+      <w:lvlText w:val="%7."/>
+      <w:lvlJc w:val="left"/>
+      <w:pPr>
+        <w:ind w:left="5040" w:hanging="360"/>
+      </w:pPr>
+    </w:lvl>
+    <w:lvl w:ilvl="7" w:tplc="04160019" w:tentative="1">
+      <w:start w:val="1"/>
+      <w:numFmt w:val="lowerLetter"/>
+      <w:lvlText w:val="%8."/>
+      <w:lvlJc w:val="left"/>
+      <w:pPr>
+        <w:ind w:left="5760" w:hanging="360"/>
+      </w:pPr>
+    </w:lvl>
+    <w:lvl w:ilvl="8" w:tplc="0416001B" w:tentative="1">
+      <w:start w:val="1"/>
+      <w:numFmt w:val="lowerRoman"/>
+      <w:lvlText w:val="%9."/>
+      <w:lvlJc w:val="right"/>
+      <w:pPr>
+        <w:ind w:left="6480" w:hanging="180"/>
+      </w:pPr>
+    </w:lvl>
+  </w:abstractNum>
+  <w:abstractNum w:abstractNumId="10" w15:restartNumberingAfterBreak="0">
+    <w:nsid w:val="40000003"/>
+    <w:multiLevelType w:val="hybridMultilevel"/>
+    <w:tmpl w:val="40001003"/>
+    <w:lvl w:ilvl="0" w:tplc="0416000F">
+      <w:start w:val="1"/>
+      <w:numFmt w:val="decimal"/>
+      <w:lvlText w:val="%1."/>
+      <w:lvlJc w:val="left"/>
+      <w:pPr>
+        <w:ind w:left="720" w:hanging="360"/>
+      </w:pPr>
+    </w:lvl>
+    <w:lvl w:ilvl="1" w:tplc="04160019" w:tentative="1">
+      <w:start w:val="1"/>
+      <w:numFmt w:val="lowerLetter"/>
+      <w:lvlText w:val="%2."/>
+      <w:lvlJc w:val="left"/>
+      <w:pPr>
+        <w:ind w:left="1440" w:hanging="360"/>
+      </w:pPr>
+    </w:lvl>
+    <w:lvl w:ilvl="2" w:tplc="0416001B" w:tentative="1">
+      <w:start w:val="1"/>
+      <w:numFmt w:val="lowerRoman"/>
+      <w:lvlText w:val="%3."/>
+      <w:lvlJc w:val="right"/>
+      <w:pPr>
+        <w:ind w:left="2160" w:hanging="180"/>
+      </w:pPr>
+    </w:lvl>
+    <w:lvl w:ilvl="3" w:tplc="0416000F" w:tentative="1">
+      <w:start w:val="1"/>
+      <w:numFmt w:val="decimal"/>
+      <w:lvlText w:val="%4."/>
+      <w:lvlJc w:val="left"/>
+      <w:pPr>
+        <w:ind w:left="2880" w:hanging="360"/>
+      </w:pPr>
+    </w:lvl>
+    <w:lvl w:ilvl="4" w:tplc="04160019" w:tentative="1">
+      <w:start w:val="1"/>
+      <w:numFmt w:val="lowerLetter"/>
+      <w:lvlText w:val="%5."/>
+      <w:lvlJc w:val="left"/>
+      <w:pPr>
+        <w:ind w:left="3600" w:hanging="360"/>
+      </w:pPr>
+    </w:lvl>
+    <w:lvl w:ilvl="5" w:tplc="0416001B" w:tentative="1">
+      <w:start w:val="1"/>
+      <w:numFmt w:val="lowerRoman"/>
+      <w:lvlText w:val="%6."/>
+      <w:lvlJc w:val="right"/>
+      <w:pPr>
+        <w:ind w:left="4320" w:hanging="180"/>
+      </w:pPr>
+    </w:lvl>
+    <w:lvl w:ilvl="6" w:tplc="0416000F" w:tentative="1">
+      <w:start w:val="1"/>
+      <w:numFmt w:val="decimal"/>
+      <w:lvlText w:val="%7."/>
+      <w:lvlJc w:val="left"/>
+      <w:pPr>
+        <w:ind w:left="5040" w:hanging="360"/>
+      </w:pPr>
+    </w:lvl>
+    <w:lvl w:ilvl="7" w:tplc="04160019" w:tentative="1">
+      <w:start w:val="1"/>
+      <w:numFmt w:val="lowerLetter"/>
+      <w:lvlText w:val="%8."/>
+      <w:lvlJc w:val="left"/>
+      <w:pPr>
+        <w:ind w:left="5760" w:hanging="360"/>
+      </w:pPr>
+    </w:lvl>
+    <w:lvl w:ilvl="8" w:tplc="0416001B" w:tentative="1">
+      <w:start w:val="1"/>
+      <w:numFmt w:val="lowerRoman"/>
+      <w:lvlText w:val="%9."/>
+      <w:lvlJc w:val="right"/>
+      <w:pPr>
+        <w:ind w:left="6480" w:hanging="180"/>
+      </w:pPr>
+    </w:lvl>
+  </w:abstractNum>
+  <w:abstractNum w:abstractNumId="11" w15:restartNumberingAfterBreak="0">
+    <w:nsid w:val="40000004"/>
+    <w:multiLevelType w:val="hybridMultilevel"/>
+    <w:tmpl w:val="40001004"/>
+    <w:lvl w:ilvl="0" w:tplc="0416000F">
+      <w:start w:val="1"/>
+      <w:numFmt w:val="decimal"/>
+      <w:lvlText w:val="%1."/>
+      <w:lvlJc w:val="left"/>
+      <w:pPr>
+        <w:ind w:left="720" w:hanging="360"/>
+      </w:pPr>
+    </w:lvl>
+    <w:lvl w:ilvl="1" w:tplc="04160019" w:tentative="1">
+      <w:start w:val="1"/>
+      <w:numFmt w:val="lowerLetter"/>
+      <w:lvlText w:val="%2."/>
+      <w:lvlJc w:val="left"/>
+      <w:pPr>
+        <w:ind w:left="1440" w:hanging="360"/>
+      </w:pPr>
+    </w:lvl>
+    <w:lvl w:ilvl="2" w:tplc="0416001B" w:tentative="1">
+      <w:start w:val="1"/>
+      <w:numFmt w:val="lowerRoman"/>
+      <w:lvlText w:val="%3."/>
+      <w:lvlJc w:val="right"/>
+      <w:pPr>
+        <w:ind w:left="2160" w:hanging="180"/>
+      </w:pPr>
+    </w:lvl>
+    <w:lvl w:ilvl="3" w:tplc="0416000F" w:tentative="1">
+      <w:start w:val="1"/>
+      <w:numFmt w:val="decimal"/>
+      <w:lvlText w:val="%4."/>
+      <w:lvlJc w:val="left"/>
+      <w:pPr>
+        <w:ind w:left="2880" w:hanging="360"/>
+      </w:pPr>
+    </w:lvl>
+    <w:lvl w:ilvl="4" w:tplc="04160019" w:tentative="1">
+      <w:start w:val="1"/>
+      <w:numFmt w:val="lowerLetter"/>
+      <w:lvlText w:val="%5."/>
+      <w:lvlJc w:val="left"/>
+      <w:pPr>
+        <w:ind w:left="3600" w:hanging="360"/>
+      </w:pPr>
+    </w:lvl>
+    <w:lvl w:ilvl="5" w:tplc="0416001B" w:tentative="1">
+      <w:start w:val="1"/>
+      <w:numFmt w:val="lowerRoman"/>
+      <w:lvlText w:val="%6."/>
+      <w:lvlJc w:val="right"/>
+      <w:pPr>
+        <w:ind w:left="4320" w:hanging="180"/>
+      </w:pPr>
+    </w:lvl>
+    <w:lvl w:ilvl="6" w:tplc="0416000F" w:tentative="1">
+      <w:start w:val="1"/>
+      <w:numFmt w:val="decimal"/>
+      <w:lvlText w:val="%7."/>
+      <w:lvlJc w:val="left"/>
+      <w:pPr>
+        <w:ind w:left="5040" w:hanging="360"/>
+      </w:pPr>
+    </w:lvl>
+    <w:lvl w:ilvl="7" w:tplc="04160019" w:tentative="1">
+      <w:start w:val="1"/>
+      <w:numFmt w:val="lowerLetter"/>
+      <w:lvlText w:val="%8."/>
+      <w:lvlJc w:val="left"/>
+      <w:pPr>
+        <w:ind w:left="5760" w:hanging="360"/>
+      </w:pPr>
+    </w:lvl>
+    <w:lvl w:ilvl="8" w:tplc="0416001B" w:tentative="1">
+      <w:start w:val="1"/>
+      <w:numFmt w:val="lowerRoman"/>
+      <w:lvlText w:val="%9."/>
+      <w:lvlJc w:val="right"/>
+      <w:pPr>
+        <w:ind w:left="6480" w:hanging="180"/>
+      </w:pPr>
+    </w:lvl>
+  </w:abstractNum>
+  <w:abstractNum w:abstractNumId="12" w15:restartNumberingAfterBreak="0">
+    <w:nsid w:val="40000005"/>
+    <w:multiLevelType w:val="hybridMultilevel"/>
+    <w:tmpl w:val="40001005"/>
+    <w:lvl w:ilvl="0" w:tplc="0416000F">
+      <w:start w:val="1"/>
+      <w:numFmt w:val="decimal"/>
+      <w:lvlText w:val="%1."/>
+      <w:lvlJc w:val="left"/>
+      <w:pPr>
+        <w:ind w:left="720" w:hanging="360"/>
+      </w:pPr>
+    </w:lvl>
+    <w:lvl w:ilvl="1" w:tplc="04160019" w:tentative="1">
+      <w:start w:val="1"/>
+      <w:numFmt w:val="lowerLetter"/>
+      <w:lvlText w:val="%2."/>
+      <w:lvlJc w:val="left"/>
+      <w:pPr>
+        <w:ind w:left="1440" w:hanging="360"/>
+      </w:pPr>
+    </w:lvl>
+    <w:lvl w:ilvl="2" w:tplc="0416001B" w:tentative="1">
+      <w:start w:val="1"/>
+      <w:numFmt w:val="lowerRoman"/>
+      <w:lvlText w:val="%3."/>
+      <w:lvlJc w:val="right"/>
+      <w:pPr>
+        <w:ind w:left="2160" w:hanging="180"/>
+      </w:pPr>
+    </w:lvl>
+    <w:lvl w:ilvl="3" w:tplc="0416000F" w:tentative="1">
+      <w:start w:val="1"/>
+      <w:numFmt w:val="decimal"/>
+      <w:lvlText w:val="%4."/>
+      <w:lvlJc w:val="left"/>
+      <w:pPr>
+        <w:ind w:left="2880" w:hanging="360"/>
+      </w:pPr>
+    </w:lvl>
+    <w:lvl w:ilvl="4" w:tplc="04160019" w:tentative="1">
+      <w:start w:val="1"/>
+      <w:numFmt w:val="lowerLetter"/>
+      <w:lvlText w:val="%5."/>
+      <w:lvlJc w:val="left"/>
+      <w:pPr>
+        <w:ind w:left="3600" w:hanging="360"/>
+      </w:pPr>
+    </w:lvl>
+    <w:lvl w:ilvl="5" w:tplc="0416001B" w:tentative="1">
+      <w:start w:val="1"/>
+      <w:numFmt w:val="lowerRoman"/>
+      <w:lvlText w:val="%6."/>
+      <w:lvlJc w:val="right"/>
+      <w:pPr>
+        <w:ind w:left="4320" w:hanging="180"/>
+      </w:pPr>
+    </w:lvl>
+    <w:lvl w:ilvl="6" w:tplc="0416000F" w:tentative="1">
+      <w:start w:val="1"/>
+      <w:numFmt w:val="decimal"/>
+      <w:lvlText w:val="%7."/>
+      <w:lvlJc w:val="left"/>
+      <w:pPr>
+        <w:ind w:left="5040" w:hanging="360"/>
+      </w:pPr>
+    </w:lvl>
+    <w:lvl w:ilvl="7" w:tplc="04160019" w:tentative="1">
+      <w:start w:val="1"/>
+      <w:numFmt w:val="lowerLetter"/>
+      <w:lvlText w:val="%8."/>
+      <w:lvlJc w:val="left"/>
+      <w:pPr>
+        <w:ind w:left="5760" w:hanging="360"/>
+      </w:pPr>
+    </w:lvl>
+    <w:lvl w:ilvl="8" w:tplc="0416001B" w:tentative="1">
+      <w:start w:val="1"/>
+      <w:numFmt w:val="lowerRoman"/>
+      <w:lvlText w:val="%9."/>
+      <w:lvlJc w:val="right"/>
+      <w:pPr>
+        <w:ind w:left="6480" w:hanging="180"/>
+      </w:pPr>
+    </w:lvl>
+  </w:abstractNum>
+  <w:abstractNum w:abstractNumId="13" w15:restartNumberingAfterBreak="0">
+    <w:nsid w:val="40000006"/>
+    <w:multiLevelType w:val="hybridMultilevel"/>
+    <w:tmpl w:val="40001006"/>
+    <w:lvl w:ilvl="0" w:tplc="0416000F">
+      <w:start w:val="1"/>
+      <w:numFmt w:val="decimal"/>
+      <w:lvlText w:val="%1."/>
+      <w:lvlJc w:val="left"/>
+      <w:pPr>
+        <w:ind w:left="720" w:hanging="360"/>
+      </w:pPr>
+    </w:lvl>
+    <w:lvl w:ilvl="1" w:tplc="04160019" w:tentative="1">
+      <w:start w:val="1"/>
+      <w:numFmt w:val="lowerLetter"/>
+      <w:lvlText w:val="%2."/>
+      <w:lvlJc w:val="left"/>
+      <w:pPr>
+        <w:ind w:left="1440" w:hanging="360"/>
+      </w:pPr>
+    </w:lvl>
+    <w:lvl w:ilvl="2" w:tplc="0416001B" w:tentative="1">
+      <w:start w:val="1"/>
+      <w:numFmt w:val="lowerRoman"/>
+      <w:lvlText w:val="%3."/>
+      <w:lvlJc w:val="right"/>
+      <w:pPr>
+        <w:ind w:left="2160" w:hanging="180"/>
+      </w:pPr>
+    </w:lvl>
+    <w:lvl w:ilvl="3" w:tplc="0416000F" w:tentative="1">
+      <w:start w:val="1"/>
+      <w:numFmt w:val="decimal"/>
+      <w:lvlText w:val="%4."/>
+      <w:lvlJc w:val="left"/>
+      <w:pPr>
+        <w:ind w:left="2880" w:hanging="360"/>
+      </w:pPr>
+    </w:lvl>
+    <w:lvl w:ilvl="4" w:tplc="04160019" w:tentative="1">
+      <w:start w:val="1"/>
+      <w:numFmt w:val="lowerLetter"/>
+      <w:lvlText w:val="%5."/>
+      <w:lvlJc w:val="left"/>
+      <w:pPr>
+        <w:ind w:left="3600" w:hanging="360"/>
+      </w:pPr>
+    </w:lvl>
+    <w:lvl w:ilvl="5" w:tplc="0416001B" w:tentative="1">
+      <w:start w:val="1"/>
+      <w:numFmt w:val="lowerRoman"/>
+      <w:lvlText w:val="%6."/>
+      <w:lvlJc w:val="right"/>
+      <w:pPr>
+        <w:ind w:left="4320" w:hanging="180"/>
+      </w:pPr>
+    </w:lvl>
+    <w:lvl w:ilvl="6" w:tplc="0416000F" w:tentative="1">
+      <w:start w:val="1"/>
+      <w:numFmt w:val="decimal"/>
+      <w:lvlText w:val="%7."/>
+      <w:lvlJc w:val="left"/>
+      <w:pPr>
+        <w:ind w:left="5040" w:hanging="360"/>
+      </w:pPr>
+    </w:lvl>
+    <w:lvl w:ilvl="7" w:tplc="04160019" w:tentative="1">
+      <w:start w:val="1"/>
+      <w:numFmt w:val="lowerLetter"/>
+      <w:lvlText w:val="%8."/>
+      <w:lvlJc w:val="left"/>
+      <w:pPr>
+        <w:ind w:left="5760" w:hanging="360"/>
+      </w:pPr>
+    </w:lvl>
+    <w:lvl w:ilvl="8" w:tplc="0416001B" w:tentative="1">
+      <w:start w:val="1"/>
+      <w:numFmt w:val="lowerRoman"/>
+      <w:lvlText w:val="%9."/>
+      <w:lvlJc w:val="right"/>
+      <w:pPr>
+        <w:ind w:left="6480" w:hanging="180"/>
+      </w:pPr>
+    </w:lvl>
+  </w:abstractNum>
+  <w:abstractNum w:abstractNumId="14" w15:restartNumberingAfterBreak="0">
+    <w:nsid w:val="40000007"/>
+    <w:multiLevelType w:val="hybridMultilevel"/>
+    <w:tmpl w:val="40001007"/>
+    <w:lvl w:ilvl="0" w:tplc="0416000F">
+      <w:start w:val="1"/>
+      <w:numFmt w:val="decimal"/>
+      <w:lvlText w:val="%1."/>
+      <w:lvlJc w:val="left"/>
+      <w:pPr>
+        <w:ind w:left="720" w:hanging="360"/>
+      </w:pPr>
+    </w:lvl>
+    <w:lvl w:ilvl="1" w:tplc="04160019" w:tentative="1">
+      <w:start w:val="1"/>
+      <w:numFmt w:val="lowerLetter"/>
+      <w:lvlText w:val="%2."/>
+      <w:lvlJc w:val="left"/>
+      <w:pPr>
+        <w:ind w:left="1440" w:hanging="360"/>
+      </w:pPr>
+    </w:lvl>
+    <w:lvl w:ilvl="2" w:tplc="0416001B" w:tentative="1">
+      <w:start w:val="1"/>
+      <w:numFmt w:val="lowerRoman"/>
+      <w:lvlText w:val="%3."/>
+      <w:lvlJc w:val="right"/>
+      <w:pPr>
+        <w:ind w:left="2160" w:hanging="180"/>
+      </w:pPr>
+    </w:lvl>
+    <w:lvl w:ilvl="3" w:tplc="0416000F" w:tentative="1">
+      <w:start w:val="1"/>
+      <w:numFmt w:val="decimal"/>
+      <w:lvlText w:val="%4."/>
+      <w:lvlJc w:val="left"/>
+      <w:pPr>
+        <w:ind w:left="2880" w:hanging="360"/>
+      </w:pPr>
+    </w:lvl>
+    <w:lvl w:ilvl="4" w:tplc="04160019" w:tentative="1">
+      <w:start w:val="1"/>
+      <w:numFmt w:val="lowerLetter"/>
+      <w:lvlText w:val="%5."/>
+      <w:lvlJc w:val="left"/>
+      <w:pPr>
+        <w:ind w:left="3600" w:hanging="360"/>
+      </w:pPr>
+    </w:lvl>
+    <w:lvl w:ilvl="5" w:tplc="0416001B" w:tentative="1">
+      <w:start w:val="1"/>
+      <w:numFmt w:val="lowerRoman"/>
+      <w:lvlText w:val="%6."/>
+      <w:lvlJc w:val="right"/>
+      <w:pPr>
+        <w:ind w:left="4320" w:hanging="180"/>
+      </w:pPr>
+    </w:lvl>
+    <w:lvl w:ilvl="6" w:tplc="0416000F" w:tentative="1">
+      <w:start w:val="1"/>
+      <w:numFmt w:val="decimal"/>
+      <w:lvlText w:val="%7."/>
+      <w:lvlJc w:val="left"/>
+      <w:pPr>
+        <w:ind w:left="5040" w:hanging="360"/>
+      </w:pPr>
+    </w:lvl>
+    <w:lvl w:ilvl="7" w:tplc="04160019" w:tentative="1">
+      <w:start w:val="1"/>
+      <w:numFmt w:val="lowerLetter"/>
+      <w:lvlText w:val="%8."/>
+      <w:lvlJc w:val="left"/>
+      <w:pPr>
+        <w:ind w:left="5760" w:hanging="360"/>
+      </w:pPr>
+    </w:lvl>
+    <w:lvl w:ilvl="8" w:tplc="0416001B" w:tentative="1">
+      <w:start w:val="1"/>
+      <w:numFmt w:val="lowerRoman"/>
+      <w:lvlText w:val="%9."/>
+      <w:lvlJc w:val="right"/>
+      <w:pPr>
+        <w:ind w:left="6480" w:hanging="180"/>
+      </w:pPr>
+    </w:lvl>
+  </w:abstractNum>
+  <w:abstractNum w:abstractNumId="15" w15:restartNumberingAfterBreak="0">
+    <w:nsid w:val="40000008"/>
+    <w:multiLevelType w:val="hybridMultilevel"/>
+    <w:tmpl w:val="40001008"/>
+    <w:lvl w:ilvl="0" w:tplc="0416000F">
+      <w:start w:val="1"/>
+      <w:numFmt w:val="decimal"/>
+      <w:lvlText w:val="%1."/>
+      <w:lvlJc w:val="left"/>
+      <w:pPr>
+        <w:ind w:left="720" w:hanging="360"/>
+      </w:pPr>
+    </w:lvl>
+    <w:lvl w:ilvl="1" w:tplc="04160019" w:tentative="1">
+      <w:start w:val="1"/>
+      <w:numFmt w:val="lowerLetter"/>
+      <w:lvlText w:val="%2."/>
+      <w:lvlJc w:val="left"/>
+      <w:pPr>
+        <w:ind w:left="1440" w:hanging="360"/>
+      </w:pPr>
+    </w:lvl>
+    <w:lvl w:ilvl="2" w:tplc="0416001B" w:tentative="1">
+      <w:start w:val="1"/>
+      <w:numFmt w:val="lowerRoman"/>
+      <w:lvlText w:val="%3."/>
+      <w:lvlJc w:val="right"/>
+      <w:pPr>
+        <w:ind w:left="2160" w:hanging="180"/>
+      </w:pPr>
+    </w:lvl>
+    <w:lvl w:ilvl="3" w:tplc="0416000F" w:tentative="1">
+      <w:start w:val="1"/>
+      <w:numFmt w:val="decimal"/>
+      <w:lvlText w:val="%4."/>
+      <w:lvlJc w:val="left"/>
+      <w:pPr>
+        <w:ind w:left="2880" w:hanging="360"/>
+      </w:pPr>
+    </w:lvl>
+    <w:lvl w:ilvl="4" w:tplc="04160019" w:tentative="1">
+      <w:start w:val="1"/>
+      <w:numFmt w:val="lowerLetter"/>
+      <w:lvlText w:val="%5."/>
+      <w:lvlJc w:val="left"/>
+      <w:pPr>
+        <w:ind w:left="3600" w:hanging="360"/>
+      </w:pPr>
+    </w:lvl>
+    <w:lvl w:ilvl="5" w:tplc="0416001B" w:tentative="1">
+      <w:start w:val="1"/>
+      <w:numFmt w:val="lowerRoman"/>
+      <w:lvlText w:val="%6."/>
+      <w:lvlJc w:val="right"/>
+      <w:pPr>
+        <w:ind w:left="4320" w:hanging="180"/>
+      </w:pPr>
+    </w:lvl>
+    <w:lvl w:ilvl="6" w:tplc="0416000F" w:tentative="1">
+      <w:start w:val="1"/>
+      <w:numFmt w:val="decimal"/>
+      <w:lvlText w:val="%7."/>
+      <w:lvlJc w:val="left"/>
+      <w:pPr>
+        <w:ind w:left="5040" w:hanging="360"/>
+      </w:pPr>
+    </w:lvl>
+    <w:lvl w:ilvl="7" w:tplc="04160019" w:tentative="1">
+      <w:start w:val="1"/>
+      <w:numFmt w:val="lowerLetter"/>
+      <w:lvlText w:val="%8."/>
+      <w:lvlJc w:val="left"/>
+      <w:pPr>
+        <w:ind w:left="5760" w:hanging="360"/>
+      </w:pPr>
+    </w:lvl>
+    <w:lvl w:ilvl="8" w:tplc="0416001B" w:tentative="1">
+      <w:start w:val="1"/>
+      <w:numFmt w:val="lowerRoman"/>
+      <w:lvlText w:val="%9."/>
+      <w:lvlJc w:val="right"/>
+      <w:pPr>
+        <w:ind w:left="6480" w:hanging="180"/>
+      </w:pPr>
+    </w:lvl>
+  </w:abstractNum>
+  <w:abstractNum w:abstractNumId="16" w15:restartNumberingAfterBreak="0">
+    <w:nsid w:val="40000009"/>
+    <w:multiLevelType w:val="hybridMultilevel"/>
+    <w:tmpl w:val="40001009"/>
+    <w:lvl w:ilvl="0" w:tplc="0416000F">
+      <w:start w:val="1"/>
+      <w:numFmt w:val="decimal"/>
+      <w:lvlText w:val="%1."/>
+      <w:lvlJc w:val="left"/>
+      <w:pPr>
+        <w:ind w:left="720" w:hanging="360"/>
+      </w:pPr>
+    </w:lvl>
+    <w:lvl w:ilvl="1" w:tplc="04160019" w:tentative="1">
+      <w:start w:val="1"/>
+      <w:numFmt w:val="lowerLetter"/>
+      <w:lvlText w:val="%2."/>
+      <w:lvlJc w:val="left"/>
+      <w:pPr>
+        <w:ind w:left="1440" w:hanging="360"/>
+      </w:pPr>
+    </w:lvl>
+    <w:lvl w:ilvl="2" w:tplc="0416001B" w:tentative="1">
+      <w:start w:val="1"/>
+      <w:numFmt w:val="lowerRoman"/>
+      <w:lvlText w:val="%3."/>
+      <w:lvlJc w:val="right"/>
+      <w:pPr>
+        <w:ind w:left="2160" w:hanging="180"/>
+      </w:pPr>
+    </w:lvl>
+    <w:lvl w:ilvl="3" w:tplc="0416000F" w:tentative="1">
+      <w:start w:val="1"/>
+      <w:numFmt w:val="decimal"/>
+      <w:lvlText w:val="%4."/>
+      <w:lvlJc w:val="left"/>
+      <w:pPr>
+        <w:ind w:left="2880" w:hanging="360"/>
+      </w:pPr>
+    </w:lvl>
+    <w:lvl w:ilvl="4" w:tplc="04160019" w:tentative="1">
+      <w:start w:val="1"/>
+      <w:numFmt w:val="lowerLetter"/>
+      <w:lvlText w:val="%5."/>
+      <w:lvlJc w:val="left"/>
+      <w:pPr>
+        <w:ind w:left="3600" w:hanging="360"/>
+      </w:pPr>
+    </w:lvl>
+    <w:lvl w:ilvl="5" w:tplc="0416001B" w:tentative="1">
+      <w:start w:val="1"/>
+      <w:numFmt w:val="lowerRoman"/>
+      <w:lvlText w:val="%6."/>
+      <w:lvlJc w:val="right"/>
+      <w:pPr>
+        <w:ind w:left="4320" w:hanging="180"/>
+      </w:pPr>
+    </w:lvl>
+    <w:lvl w:ilvl="6" w:tplc="0416000F" w:tentative="1">
+      <w:start w:val="1"/>
+      <w:numFmt w:val="decimal"/>
+      <w:lvlText w:val="%7."/>
+      <w:lvlJc w:val="left"/>
+      <w:pPr>
+        <w:ind w:left="5040" w:hanging="360"/>
+      </w:pPr>
+    </w:lvl>
+    <w:lvl w:ilvl="7" w:tplc="04160019" w:tentative="1">
+      <w:start w:val="1"/>
+      <w:numFmt w:val="lowerLetter"/>
+      <w:lvlText w:val="%8."/>
+      <w:lvlJc w:val="left"/>
+      <w:pPr>
+        <w:ind w:left="5760" w:hanging="360"/>
+      </w:pPr>
+    </w:lvl>
+    <w:lvl w:ilvl="8" w:tplc="0416001B" w:tentative="1">
+      <w:start w:val="1"/>
+      <w:numFmt w:val="lowerRoman"/>
+      <w:lvlText w:val="%9."/>
+      <w:lvlJc w:val="right"/>
+      <w:pPr>
+        <w:ind w:left="6480" w:hanging="180"/>
+      </w:pPr>
+    </w:lvl>
+  </w:abstractNum>
+  <w:abstractNum w:abstractNumId="17" w15:restartNumberingAfterBreak="0">
+    <w:nsid w:val="4000000A"/>
+    <w:multiLevelType w:val="hybridMultilevel"/>
+    <w:tmpl w:val="4000100A"/>
+    <w:lvl w:ilvl="0" w:tplc="0416000F">
+      <w:start w:val="1"/>
+      <w:numFmt w:val="decimal"/>
+      <w:lvlText w:val="%1."/>
+      <w:lvlJc w:val="left"/>
+      <w:pPr>
+        <w:ind w:left="720" w:hanging="360"/>
+      </w:pPr>
+    </w:lvl>
+    <w:lvl w:ilvl="1" w:tplc="04160019" w:tentative="1">
+      <w:start w:val="1"/>
+      <w:numFmt w:val="lowerLetter"/>
+      <w:lvlText w:val="%2."/>
+      <w:lvlJc w:val="left"/>
+      <w:pPr>
+        <w:ind w:left="1440" w:hanging="360"/>
+      </w:pPr>
+    </w:lvl>
+    <w:lvl w:ilvl="2" w:tplc="0416001B" w:tentative="1">
+      <w:start w:val="1"/>
+      <w:numFmt w:val="lowerRoman"/>
+      <w:lvlText w:val="%3."/>
+      <w:lvlJc w:val="right"/>
+      <w:pPr>
+        <w:ind w:left="2160" w:hanging="180"/>
+      </w:pPr>
+    </w:lvl>
+    <w:lvl w:ilvl="3" w:tplc="0416000F" w:tentative="1">
+      <w:start w:val="1"/>
+      <w:numFmt w:val="decimal"/>
+      <w:lvlText w:val="%4."/>
+      <w:lvlJc w:val="left"/>
+      <w:pPr>
+        <w:ind w:left="2880" w:hanging="360"/>
+      </w:pPr>
+    </w:lvl>
+    <w:lvl w:ilvl="4" w:tplc="04160019" w:tentative="1">
+      <w:start w:val="1"/>
+      <w:numFmt w:val="lowerLetter"/>
+      <w:lvlText w:val="%5."/>
+      <w:lvlJc w:val="left"/>
+      <w:pPr>
+        <w:ind w:left="3600" w:hanging="360"/>
+      </w:pPr>
+    </w:lvl>
+    <w:lvl w:ilvl="5" w:tplc="0416001B" w:tentative="1">
+      <w:start w:val="1"/>
+      <w:numFmt w:val="lowerRoman"/>
+      <w:lvlText w:val="%6."/>
+      <w:lvlJc w:val="right"/>
+      <w:pPr>
+        <w:ind w:left="4320" w:hanging="180"/>
+      </w:pPr>
+    </w:lvl>
+    <w:lvl w:ilvl="6" w:tplc="0416000F" w:tentative="1">
+      <w:start w:val="1"/>
+      <w:numFmt w:val="decimal"/>
+      <w:lvlText w:val="%7."/>
+      <w:lvlJc w:val="left"/>
+      <w:pPr>
+        <w:ind w:left="5040" w:hanging="360"/>
+      </w:pPr>
+    </w:lvl>
+    <w:lvl w:ilvl="7" w:tplc="04160019" w:tentative="1">
+      <w:start w:val="1"/>
+      <w:numFmt w:val="lowerLetter"/>
+      <w:lvlText w:val="%8."/>
+      <w:lvlJc w:val="left"/>
+      <w:pPr>
+        <w:ind w:left="5760" w:hanging="360"/>
+      </w:pPr>
+    </w:lvl>
+    <w:lvl w:ilvl="8" w:tplc="0416001B" w:tentative="1">
+      <w:start w:val="1"/>
+      <w:numFmt w:val="lowerRoman"/>
+      <w:lvlText w:val="%9."/>
+      <w:lvlJc w:val="right"/>
+      <w:pPr>
+        <w:ind w:left="6480" w:hanging="180"/>
+      </w:pPr>
+    </w:lvl>
+  </w:abstractNum>
+  <w:abstractNum w:abstractNumId="18" w15:restartNumberingAfterBreak="0">
     <w:nsid w:val="40151511"/>
     <w:multiLevelType w:val="hybridMultilevel"/>
     <w:tmpl w:val="BDB44200"/>
@@ -9820,7 +13281,7 @@
       </w:pPr>
     </w:lvl>
   </w:abstractNum>
-  <w:abstractNum w:abstractNumId="8" w15:restartNumberingAfterBreak="0">
+  <w:abstractNum w:abstractNumId="19" w15:restartNumberingAfterBreak="0">
     <w:nsid w:val="4099388C"/>
     <w:multiLevelType w:val="hybridMultilevel"/>
     <w:tmpl w:val="B0740754"/>
@@ -9939,7 +13400,7 @@
       </w:rPr>
     </w:lvl>
   </w:abstractNum>
-  <w:abstractNum w:abstractNumId="9" w15:restartNumberingAfterBreak="0">
+  <w:abstractNum w:abstractNumId="20" w15:restartNumberingAfterBreak="0">
     <w:nsid w:val="42DADF5B"/>
     <w:multiLevelType w:val="hybridMultilevel"/>
     <w:tmpl w:val="F724B8E6"/>
@@ -10056,7 +13517,7 @@
       </w:rPr>
     </w:lvl>
   </w:abstractNum>
-  <w:abstractNum w:abstractNumId="10" w15:restartNumberingAfterBreak="0">
+  <w:abstractNum w:abstractNumId="21" w15:restartNumberingAfterBreak="0">
     <w:nsid w:val="6920C117"/>
     <w:multiLevelType w:val="multilevel"/>
     <w:tmpl w:val="368296B0"/>
@@ -10199,19 +13660,19 @@
     <w:abstractNumId w:val="0"/>
   </w:num>
   <w:num w:numId="4" w16cid:durableId="863833623">
-    <w:abstractNumId w:val="9"/>
+    <w:abstractNumId w:val="20"/>
   </w:num>
   <w:num w:numId="5" w16cid:durableId="89081822">
     <w:abstractNumId w:val="6"/>
   </w:num>
   <w:num w:numId="6" w16cid:durableId="1321621471">
-    <w:abstractNumId w:val="8"/>
+    <w:abstractNumId w:val="19"/>
   </w:num>
   <w:num w:numId="7" w16cid:durableId="1427068841">
     <w:abstractNumId w:val="2"/>
   </w:num>
   <w:num w:numId="8" w16cid:durableId="2032871620">
-    <w:abstractNumId w:val="10"/>
+    <w:abstractNumId w:val="21"/>
   </w:num>
   <w:num w:numId="9" w16cid:durableId="1364356584">
     <w:abstractNumId w:val="3"/>
@@ -10220,7 +13681,40 @@
     <w:abstractNumId w:val="5"/>
   </w:num>
   <w:num w:numId="11" w16cid:durableId="286786891">
+    <w:abstractNumId w:val="18"/>
+  </w:num>
+  <w:num w:numId="12" w16cid:durableId="300000001">
     <w:abstractNumId w:val="7"/>
+  </w:num>
+  <w:num w:numId="13" w16cid:durableId="300000002">
+    <w:abstractNumId w:val="8"/>
+  </w:num>
+  <w:num w:numId="14" w16cid:durableId="300000003">
+    <w:abstractNumId w:val="9"/>
+  </w:num>
+  <w:num w:numId="15" w16cid:durableId="300000004">
+    <w:abstractNumId w:val="10"/>
+  </w:num>
+  <w:num w:numId="16" w16cid:durableId="300000005">
+    <w:abstractNumId w:val="11"/>
+  </w:num>
+  <w:num w:numId="17" w16cid:durableId="300000006">
+    <w:abstractNumId w:val="12"/>
+  </w:num>
+  <w:num w:numId="18" w16cid:durableId="300000007">
+    <w:abstractNumId w:val="13"/>
+  </w:num>
+  <w:num w:numId="19" w16cid:durableId="300000008">
+    <w:abstractNumId w:val="14"/>
+  </w:num>
+  <w:num w:numId="20" w16cid:durableId="300000009">
+    <w:abstractNumId w:val="15"/>
+  </w:num>
+  <w:num w:numId="21" w16cid:durableId="300000010">
+    <w:abstractNumId w:val="16"/>
+  </w:num>
+  <w:num w:numId="22" w16cid:durableId="300000011">
+    <w:abstractNumId w:val="17"/>
   </w:num>
 </w:numbering>
 </file>
